--- a/finalreport.docx
+++ b/finalreport.docx
@@ -21,10 +21,7 @@
         </w:pBdr>
       </w:pPr>
       <w:r>
-        <w:t xml:space="preserve">Gutenberg Search Engine: </w:t>
-      </w:r>
-      <w:r>
-        <w:t>Report</w:t>
+        <w:t>Gutenberg Search Engine: Report</w:t>
       </w:r>
     </w:p>
     <w:p/>
@@ -45,33 +42,7 @@
     </w:p>
     <w:p>
       <w:r>
-        <w:t>94 public-domain books downloaded from Project Gutenberg via the</w:t>
-      </w:r>
-      <w:r>
-        <w:t xml:space="preserve"> </w:t>
-      </w:r>
-      <w:proofErr w:type="spellStart"/>
-      <w:r>
-        <w:t>Gutendex</w:t>
-      </w:r>
-      <w:proofErr w:type="spellEnd"/>
-      <w:r>
-        <w:t xml:space="preserve"> API. The</w:t>
-      </w:r>
-      <w:r>
-        <w:t xml:space="preserve"> </w:t>
-      </w:r>
-      <w:r>
-        <w:t>corpus covers a broad range of classic literature</w:t>
-      </w:r>
-      <w:r>
-        <w:t xml:space="preserve"> </w:t>
-      </w:r>
-      <w:r>
-        <w:t>and non-fiction</w:t>
-      </w:r>
-      <w:r>
-        <w:t>.</w:t>
+        <w:t>94 public-domain books downloaded from Project Gutenberg via the Gutendex API. The corpus covers a broad range of classic literature and non-fiction.</w:t>
       </w:r>
     </w:p>
     <w:p/>
@@ -89,18 +60,7 @@
         </w:numPr>
       </w:pPr>
       <w:r>
-        <w:t xml:space="preserve">Inverted index </w:t>
-      </w:r>
-      <w:proofErr w:type="gramStart"/>
-      <w:r>
-        <w:t xml:space="preserve"> </w:t>
-      </w:r>
-      <w:r>
-        <w:t xml:space="preserve">  (</w:t>
-      </w:r>
-      <w:proofErr w:type="gramEnd"/>
-      <w:r>
-        <w:t>keyword search, AND logic)</w:t>
+        <w:t>Inverted index    (keyword search, AND logic)</w:t>
       </w:r>
     </w:p>
     <w:p>
@@ -111,24 +71,8 @@
           <w:numId w:val="1"/>
         </w:numPr>
       </w:pPr>
-      <w:proofErr w:type="spellStart"/>
-      <w:r>
-        <w:t>Permuterm</w:t>
-      </w:r>
-      <w:proofErr w:type="spellEnd"/>
-      <w:r>
-        <w:t xml:space="preserve"> tree </w:t>
-      </w:r>
-      <w:proofErr w:type="gramStart"/>
-      <w:r>
-        <w:t xml:space="preserve"> </w:t>
-      </w:r>
-      <w:r>
-        <w:t xml:space="preserve">  (</w:t>
-      </w:r>
-      <w:proofErr w:type="gramEnd"/>
-      <w:r>
-        <w:t>wildcard search)</w:t>
+      <w:r>
+        <w:t>Permuterm tree    (wildcard search)</w:t>
       </w:r>
     </w:p>
     <w:p>
@@ -140,38 +84,13 @@
         </w:numPr>
       </w:pPr>
       <w:r>
-        <w:t>Positional index</w:t>
-      </w:r>
-      <w:proofErr w:type="gramStart"/>
-      <w:r>
-        <w:t xml:space="preserve"> </w:t>
-      </w:r>
-      <w:r>
-        <w:t xml:space="preserve">  (</w:t>
-      </w:r>
-      <w:proofErr w:type="gramEnd"/>
-      <w:r>
-        <w:t>phrase search)</w:t>
+        <w:t>Positional index   (phrase search)</w:t>
       </w:r>
     </w:p>
     <w:p/>
     <w:p>
       <w:r>
-        <w:t>All text is normalized via NLTK: tokenize → lowercase →</w:t>
-      </w:r>
-      <w:r>
-        <w:t xml:space="preserve"> </w:t>
-      </w:r>
-      <w:r>
-        <w:t xml:space="preserve">remove </w:t>
-      </w:r>
-      <w:proofErr w:type="spellStart"/>
-      <w:r>
-        <w:t>stopwords</w:t>
-      </w:r>
-      <w:proofErr w:type="spellEnd"/>
-      <w:r>
-        <w:t xml:space="preserve"> → Porter stem.</w:t>
+        <w:t>All text is normalized via NLTK: tokenize → lowercase → remove stopwords → Porter stem.</w:t>
       </w:r>
     </w:p>
     <w:p/>
@@ -221,33 +140,7 @@
         </w:numPr>
       </w:pPr>
       <w:r>
-        <w:t>Each test query has a single clearly correct answer (e.g.,</w:t>
-      </w:r>
-      <w:r>
-        <w:t xml:space="preserve"> </w:t>
-      </w:r>
-      <w:r>
-        <w:t>"</w:t>
-      </w:r>
-      <w:proofErr w:type="spellStart"/>
-      <w:r>
-        <w:t>raskolnikov</w:t>
-      </w:r>
-      <w:proofErr w:type="spellEnd"/>
-      <w:r>
-        <w:t>" should</w:t>
-      </w:r>
-      <w:r>
-        <w:t xml:space="preserve"> </w:t>
-      </w:r>
-      <w:r>
-        <w:t>retrieve Crime and Punishment). This</w:t>
-      </w:r>
-      <w:r>
-        <w:t xml:space="preserve"> </w:t>
-      </w:r>
-      <w:r>
-        <w:t>is what MRR is designed for.</w:t>
+        <w:t>Each test query has a single clearly correct answer (e.g., "raskolnikov" should retrieve Crime and Punishment). This is what MRR is designed for.</w:t>
       </w:r>
     </w:p>
     <w:p>
@@ -259,25 +152,7 @@
         </w:numPr>
       </w:pPr>
       <w:r>
-        <w:t>P</w:t>
-      </w:r>
-      <w:r>
-        <w:t>@1 requires a ranked list to be meaningful</w:t>
-      </w:r>
-      <w:r>
-        <w:t>. S</w:t>
-      </w:r>
-      <w:r>
-        <w:t>ince our system</w:t>
-      </w:r>
-      <w:r>
-        <w:t xml:space="preserve"> </w:t>
-      </w:r>
-      <w:r>
-        <w:t>returns results as an unordered set with no relevance scoring,</w:t>
-      </w:r>
-      <w:r>
-        <w:t xml:space="preserve"> this is irrelevant here.</w:t>
+        <w:t>P@1 requires a ranked list to be meaningful. Since our system returns results as an unordered set with no relevance scoring, this is irrelevant here.</w:t>
       </w:r>
     </w:p>
     <w:p>
@@ -295,13 +170,7 @@
     <w:p>
       <w:r>
         <w:lastRenderedPageBreak/>
-        <w:t>Because our system produces unranked results, reciprocal rank is</w:t>
-      </w:r>
-      <w:r>
-        <w:t xml:space="preserve"> </w:t>
-      </w:r>
-      <w:r>
-        <w:t>defined as:</w:t>
+        <w:t>Because our system produces unranked results, reciprocal rank is defined as:</w:t>
       </w:r>
     </w:p>
     <w:p>
@@ -313,15 +182,7 @@
         </w:numPr>
       </w:pPr>
       <w:r>
-        <w:t xml:space="preserve">RR = </w:t>
-      </w:r>
-      <w:proofErr w:type="gramStart"/>
-      <w:r>
-        <w:t>1  if</w:t>
-      </w:r>
-      <w:proofErr w:type="gramEnd"/>
-      <w:r>
-        <w:t xml:space="preserve"> the correct book appears anywhere in the result set</w:t>
+        <w:t>RR = 1  if the correct book appears anywhere in the result set</w:t>
       </w:r>
     </w:p>
     <w:p>
@@ -333,39 +194,13 @@
         </w:numPr>
       </w:pPr>
       <w:r>
-        <w:t xml:space="preserve">RR = </w:t>
-      </w:r>
-      <w:proofErr w:type="gramStart"/>
-      <w:r>
-        <w:t>0  if</w:t>
-      </w:r>
-      <w:proofErr w:type="gramEnd"/>
-      <w:r>
-        <w:t xml:space="preserve"> the correct book is not retrieved at all</w:t>
+        <w:t>RR = 0  if the correct book is not retrieved at all</w:t>
       </w:r>
     </w:p>
     <w:p/>
     <w:p>
       <w:r>
-        <w:t>Under this definition, MRR equals the fraction of queries where</w:t>
-      </w:r>
-      <w:r>
-        <w:t xml:space="preserve"> </w:t>
-      </w:r>
-      <w:r>
-        <w:t>the system successfully</w:t>
-      </w:r>
-      <w:r>
-        <w:t xml:space="preserve"> </w:t>
-      </w:r>
-      <w:r>
-        <w:t>retrieves the correct book. This is the</w:t>
-      </w:r>
-      <w:r>
-        <w:t xml:space="preserve"> best</w:t>
-      </w:r>
-      <w:r>
-        <w:t xml:space="preserve"> metric for an unranked retrieval system.</w:t>
+        <w:t>Under this definition, MRR equals the fraction of queries where the system successfully retrieves the correct book. This is the best metric for an unranked retrieval system.</w:t>
       </w:r>
     </w:p>
     <w:p/>
@@ -390,19 +225,7 @@
     <w:p/>
     <w:p>
       <w:r>
-        <w:t>20 queries were designed across all three supported query types,</w:t>
-      </w:r>
-      <w:r>
-        <w:t xml:space="preserve"> </w:t>
-      </w:r>
-      <w:r>
-        <w:t xml:space="preserve">each with a known </w:t>
-      </w:r>
-      <w:r>
-        <w:t xml:space="preserve">correct </w:t>
-      </w:r>
-      <w:r>
-        <w:t>book:</w:t>
+        <w:t>20 queries were designed across all three supported query types, each with a known correct book:</w:t>
       </w:r>
     </w:p>
     <w:p/>
@@ -413,31 +236,7 @@
     </w:p>
     <w:p>
       <w:r>
-        <w:t xml:space="preserve">  terms (e.g., "</w:t>
-      </w:r>
-      <w:proofErr w:type="spellStart"/>
-      <w:r>
-        <w:t>raskolnikov</w:t>
-      </w:r>
-      <w:proofErr w:type="spellEnd"/>
-      <w:r>
-        <w:t>", "</w:t>
-      </w:r>
-      <w:proofErr w:type="spellStart"/>
-      <w:r>
-        <w:t>ahab</w:t>
-      </w:r>
-      <w:proofErr w:type="spellEnd"/>
-      <w:r>
-        <w:t>", "</w:t>
-      </w:r>
-      <w:proofErr w:type="spellStart"/>
-      <w:r>
-        <w:t>zarathustra</w:t>
-      </w:r>
-      <w:proofErr w:type="spellEnd"/>
-      <w:r>
-        <w:t>"). These names</w:t>
+        <w:t xml:space="preserve">  terms (e.g., "raskolnikov", "ahab", "zarathustra"). These names</w:t>
       </w:r>
     </w:p>
     <w:p>
@@ -453,38 +252,12 @@
     </w:p>
     <w:p>
       <w:r>
-        <w:t xml:space="preserve">  words with no </w:t>
-      </w:r>
-      <w:proofErr w:type="spellStart"/>
-      <w:r>
-        <w:t>stopwords</w:t>
-      </w:r>
-      <w:proofErr w:type="spellEnd"/>
-      <w:r>
-        <w:t xml:space="preserve"> between them (e.g., "white whale",</w:t>
-      </w:r>
-    </w:p>
-    <w:p>
-      <w:r>
-        <w:t xml:space="preserve">  "</w:t>
-      </w:r>
-      <w:proofErr w:type="spellStart"/>
-      <w:proofErr w:type="gramStart"/>
-      <w:r>
-        <w:t>dorian</w:t>
-      </w:r>
-      <w:proofErr w:type="spellEnd"/>
-      <w:proofErr w:type="gramEnd"/>
-      <w:r>
-        <w:t xml:space="preserve"> gray"). </w:t>
-      </w:r>
-      <w:proofErr w:type="spellStart"/>
-      <w:r>
-        <w:t>Stopwords</w:t>
-      </w:r>
-      <w:proofErr w:type="spellEnd"/>
-      <w:r>
-        <w:t xml:space="preserve"> between query terms cause phrase search</w:t>
+        <w:t xml:space="preserve">  words with no stopwords between them (e.g., "white whale",</w:t>
+      </w:r>
+    </w:p>
+    <w:p>
+      <w:r>
+        <w:t xml:space="preserve">  "dorian gray"). Stopwords between query terms cause phrase search</w:t>
       </w:r>
     </w:p>
     <w:p>
@@ -505,308 +278,1094 @@
     </w:p>
     <w:p>
       <w:r>
-        <w:t xml:space="preserve">  character or title stems (e.g., "</w:t>
-      </w:r>
-      <w:proofErr w:type="spellStart"/>
-      <w:r>
-        <w:t>dracul</w:t>
-      </w:r>
-      <w:proofErr w:type="spellEnd"/>
-      <w:r>
-        <w:t>*", "</w:t>
-      </w:r>
-      <w:proofErr w:type="spellStart"/>
-      <w:r>
-        <w:t>karamaz</w:t>
-      </w:r>
-      <w:proofErr w:type="spellEnd"/>
-      <w:r>
-        <w:t>*").</w:t>
+        <w:t xml:space="preserve">  character or title stems (e.g., "dracul*", "karamaz*").</w:t>
       </w:r>
     </w:p>
     <w:p/>
-    <w:p>
-      <w:r>
+    <w:p/>
+    <w:p/>
+    <w:p>
+      <w:pPr>
+        <w:pBdr>
+          <w:bottom w:val="single" w:sz="6" w:space="1" w:color="auto"/>
+        </w:pBdr>
+      </w:pPr>
+      <w:r>
+        <w:lastRenderedPageBreak/>
         <w:t>RESULTS</w:t>
       </w:r>
     </w:p>
-    <w:p>
-      <w:r>
-        <w:t>-------</w:t>
+    <w:tbl>
+      <w:tblPr>
+        <w:tblW w:w="9360" w:type="dxa"/>
+        <w:tblBorders>
+          <w:top w:val="single" w:sz="4" w:space="0" w:color="CCCCCC"/>
+          <w:left w:val="single" w:sz="4" w:space="0" w:color="CCCCCC"/>
+          <w:bottom w:val="single" w:sz="4" w:space="0" w:color="CCCCCC"/>
+          <w:right w:val="single" w:sz="4" w:space="0" w:color="CCCCCC"/>
+          <w:insideH w:val="single" w:sz="4" w:space="0" w:color="CCCCCC"/>
+          <w:insideV w:val="single" w:sz="4" w:space="0" w:color="CCCCCC"/>
+        </w:tblBorders>
+        <w:tblLook w:val="04A0" w:firstRow="1" w:lastRow="0" w:firstColumn="1" w:lastColumn="0" w:noHBand="0" w:noVBand="1"/>
+      </w:tblPr>
+      <w:tblGrid>
+        <w:gridCol w:w="2600"/>
+        <w:gridCol w:w="4160"/>
+        <w:gridCol w:w="1300"/>
+        <w:gridCol w:w="1300"/>
+      </w:tblGrid>
+      <w:tr>
+        <w:trPr>
+          <w:tblHeader/>
+        </w:trPr>
+        <w:tc>
+          <w:tcPr>
+            <w:tcW w:w="2600" w:type="dxa"/>
+          </w:tcPr>
+          <w:p>
+            <w:pPr>
+              <w:rPr>
+                <w:b/>
+              </w:rPr>
+            </w:pPr>
+            <w:r>
+              <w:rPr>
+                <w:b/>
+              </w:rPr>
+              <w:t>Query</w:t>
+            </w:r>
+          </w:p>
+        </w:tc>
+        <w:tc>
+          <w:tcPr>
+            <w:tcW w:w="4160" w:type="dxa"/>
+          </w:tcPr>
+          <w:p>
+            <w:pPr>
+              <w:rPr>
+                <w:b/>
+              </w:rPr>
+            </w:pPr>
+            <w:r>
+              <w:rPr>
+                <w:b/>
+              </w:rPr>
+              <w:t>Expected Book</w:t>
+            </w:r>
+          </w:p>
+        </w:tc>
+        <w:tc>
+          <w:tcPr>
+            <w:tcW w:w="1300" w:type="dxa"/>
+          </w:tcPr>
+          <w:p>
+            <w:pPr>
+              <w:jc w:val="center"/>
+              <w:rPr>
+                <w:b/>
+              </w:rPr>
+            </w:pPr>
+            <w:r>
+              <w:rPr>
+                <w:b/>
+              </w:rPr>
+              <w:t>Found</w:t>
+            </w:r>
+          </w:p>
+        </w:tc>
+        <w:tc>
+          <w:tcPr>
+            <w:tcW w:w="1300" w:type="dxa"/>
+          </w:tcPr>
+          <w:p>
+            <w:pPr>
+              <w:jc w:val="center"/>
+              <w:rPr>
+                <w:b/>
+              </w:rPr>
+            </w:pPr>
+            <w:r>
+              <w:rPr>
+                <w:b/>
+              </w:rPr>
+              <w:t>N Results</w:t>
+            </w:r>
+          </w:p>
+        </w:tc>
+      </w:tr>
+      <w:tr>
+        <w:tc>
+          <w:tcPr>
+            <w:tcW w:w="2600" w:type="dxa"/>
+          </w:tcPr>
+          <w:p>
+            <w:r>
+              <w:t>raskolnikov</w:t>
+            </w:r>
+          </w:p>
+        </w:tc>
+        <w:tc>
+          <w:tcPr>
+            <w:tcW w:w="4160" w:type="dxa"/>
+          </w:tcPr>
+          <w:p>
+            <w:r>
+              <w:t>Crime and Punishment</w:t>
+            </w:r>
+          </w:p>
+        </w:tc>
+        <w:tc>
+          <w:tcPr>
+            <w:tcW w:w="1300" w:type="dxa"/>
+          </w:tcPr>
+          <w:p>
+            <w:pPr>
+              <w:jc w:val="center"/>
+            </w:pPr>
+            <w:r>
+              <w:t>YES</w:t>
+            </w:r>
+          </w:p>
+        </w:tc>
+        <w:tc>
+          <w:tcPr>
+            <w:tcW w:w="1300" w:type="dxa"/>
+          </w:tcPr>
+          <w:p>
+            <w:pPr>
+              <w:jc w:val="center"/>
+            </w:pPr>
+            <w:r>
+              <w:t>1</w:t>
+            </w:r>
+          </w:p>
+        </w:tc>
+      </w:tr>
+      <w:tr>
+        <w:tc>
+          <w:tcPr>
+            <w:tcW w:w="2600" w:type="dxa"/>
+          </w:tcPr>
+          <w:p>
+            <w:r>
+              <w:t>gatsby</w:t>
+            </w:r>
+          </w:p>
+        </w:tc>
+        <w:tc>
+          <w:tcPr>
+            <w:tcW w:w="4160" w:type="dxa"/>
+          </w:tcPr>
+          <w:p>
+            <w:r>
+              <w:t>The Great Gatsby</w:t>
+            </w:r>
+          </w:p>
+        </w:tc>
+        <w:tc>
+          <w:tcPr>
+            <w:tcW w:w="1300" w:type="dxa"/>
+          </w:tcPr>
+          <w:p>
+            <w:pPr>
+              <w:jc w:val="center"/>
+            </w:pPr>
+            <w:r>
+              <w:t>YES</w:t>
+            </w:r>
+          </w:p>
+        </w:tc>
+        <w:tc>
+          <w:tcPr>
+            <w:tcW w:w="1300" w:type="dxa"/>
+          </w:tcPr>
+          <w:p>
+            <w:pPr>
+              <w:jc w:val="center"/>
+            </w:pPr>
+            <w:r>
+              <w:t>1</w:t>
+            </w:r>
+          </w:p>
+        </w:tc>
+      </w:tr>
+      <w:tr>
+        <w:tc>
+          <w:tcPr>
+            <w:tcW w:w="2600" w:type="dxa"/>
+          </w:tcPr>
+          <w:p>
+            <w:r>
+              <w:t>karamazov</w:t>
+            </w:r>
+          </w:p>
+        </w:tc>
+        <w:tc>
+          <w:tcPr>
+            <w:tcW w:w="4160" w:type="dxa"/>
+          </w:tcPr>
+          <w:p>
+            <w:r>
+              <w:t>The Brothers Karamazov</w:t>
+            </w:r>
+          </w:p>
+        </w:tc>
+        <w:tc>
+          <w:tcPr>
+            <w:tcW w:w="1300" w:type="dxa"/>
+          </w:tcPr>
+          <w:p>
+            <w:pPr>
+              <w:jc w:val="center"/>
+            </w:pPr>
+            <w:r>
+              <w:t>YES</w:t>
+            </w:r>
+          </w:p>
+        </w:tc>
+        <w:tc>
+          <w:tcPr>
+            <w:tcW w:w="1300" w:type="dxa"/>
+          </w:tcPr>
+          <w:p>
+            <w:pPr>
+              <w:jc w:val="center"/>
+            </w:pPr>
+            <w:r>
+              <w:t>2</w:t>
+            </w:r>
+          </w:p>
+        </w:tc>
+      </w:tr>
+      <w:tr>
+        <w:tc>
+          <w:tcPr>
+            <w:tcW w:w="2600" w:type="dxa"/>
+          </w:tcPr>
+          <w:p>
+            <w:r>
+              <w:t>zarathustra</w:t>
+            </w:r>
+          </w:p>
+        </w:tc>
+        <w:tc>
+          <w:tcPr>
+            <w:tcW w:w="4160" w:type="dxa"/>
+          </w:tcPr>
+          <w:p>
+            <w:r>
+              <w:t>Thus Spake Zarathustra</w:t>
+            </w:r>
+          </w:p>
+        </w:tc>
+        <w:tc>
+          <w:tcPr>
+            <w:tcW w:w="1300" w:type="dxa"/>
+          </w:tcPr>
+          <w:p>
+            <w:pPr>
+              <w:jc w:val="center"/>
+            </w:pPr>
+            <w:r>
+              <w:t>YES</w:t>
+            </w:r>
+          </w:p>
+        </w:tc>
+        <w:tc>
+          <w:tcPr>
+            <w:tcW w:w="1300" w:type="dxa"/>
+          </w:tcPr>
+          <w:p>
+            <w:pPr>
+              <w:jc w:val="center"/>
+            </w:pPr>
+            <w:r>
+              <w:t>4</w:t>
+            </w:r>
+          </w:p>
+        </w:tc>
+      </w:tr>
+      <w:tr>
+        <w:tc>
+          <w:tcPr>
+            <w:tcW w:w="2600" w:type="dxa"/>
+          </w:tcPr>
+          <w:p>
+            <w:r>
+              <w:t>huckleberry</w:t>
+            </w:r>
+          </w:p>
+        </w:tc>
+        <w:tc>
+          <w:tcPr>
+            <w:tcW w:w="4160" w:type="dxa"/>
+          </w:tcPr>
+          <w:p>
+            <w:r>
+              <w:t>Adventures of Huckleberry Finn</w:t>
+            </w:r>
+          </w:p>
+        </w:tc>
+        <w:tc>
+          <w:tcPr>
+            <w:tcW w:w="1300" w:type="dxa"/>
+          </w:tcPr>
+          <w:p>
+            <w:pPr>
+              <w:jc w:val="center"/>
+            </w:pPr>
+            <w:r>
+              <w:t>YES</w:t>
+            </w:r>
+          </w:p>
+        </w:tc>
+        <w:tc>
+          <w:tcPr>
+            <w:tcW w:w="1300" w:type="dxa"/>
+          </w:tcPr>
+          <w:p>
+            <w:pPr>
+              <w:jc w:val="center"/>
+            </w:pPr>
+            <w:r>
+              <w:t>3</w:t>
+            </w:r>
+          </w:p>
+        </w:tc>
+      </w:tr>
+      <w:tr>
+        <w:tc>
+          <w:tcPr>
+            <w:tcW w:w="2600" w:type="dxa"/>
+          </w:tcPr>
+          <w:p>
+            <w:r>
+              <w:t>dracula</w:t>
+            </w:r>
+          </w:p>
+        </w:tc>
+        <w:tc>
+          <w:tcPr>
+            <w:tcW w:w="4160" w:type="dxa"/>
+          </w:tcPr>
+          <w:p>
+            <w:r>
+              <w:t>Dracula</w:t>
+            </w:r>
+          </w:p>
+        </w:tc>
+        <w:tc>
+          <w:tcPr>
+            <w:tcW w:w="1300" w:type="dxa"/>
+          </w:tcPr>
+          <w:p>
+            <w:pPr>
+              <w:jc w:val="center"/>
+            </w:pPr>
+            <w:r>
+              <w:t>YES</w:t>
+            </w:r>
+          </w:p>
+        </w:tc>
+        <w:tc>
+          <w:tcPr>
+            <w:tcW w:w="1300" w:type="dxa"/>
+          </w:tcPr>
+          <w:p>
+            <w:pPr>
+              <w:jc w:val="center"/>
+            </w:pPr>
+            <w:r>
+              <w:t>1</w:t>
+            </w:r>
+          </w:p>
+        </w:tc>
+      </w:tr>
+      <w:tr>
+        <w:tc>
+          <w:tcPr>
+            <w:tcW w:w="2600" w:type="dxa"/>
+          </w:tcPr>
+          <w:p>
+            <w:r>
+              <w:t>beowulf</w:t>
+            </w:r>
+          </w:p>
+        </w:tc>
+        <w:tc>
+          <w:tcPr>
+            <w:tcW w:w="4160" w:type="dxa"/>
+          </w:tcPr>
+          <w:p>
+            <w:r>
+              <w:t>Beowulf</w:t>
+            </w:r>
+          </w:p>
+        </w:tc>
+        <w:tc>
+          <w:tcPr>
+            <w:tcW w:w="1300" w:type="dxa"/>
+          </w:tcPr>
+          <w:p>
+            <w:pPr>
+              <w:jc w:val="center"/>
+            </w:pPr>
+            <w:r>
+              <w:t>YES</w:t>
+            </w:r>
+          </w:p>
+        </w:tc>
+        <w:tc>
+          <w:tcPr>
+            <w:tcW w:w="1300" w:type="dxa"/>
+          </w:tcPr>
+          <w:p>
+            <w:pPr>
+              <w:jc w:val="center"/>
+            </w:pPr>
+            <w:r>
+              <w:t>2</w:t>
+            </w:r>
+          </w:p>
+        </w:tc>
+      </w:tr>
+      <w:tr>
+        <w:tc>
+          <w:tcPr>
+            <w:tcW w:w="2600" w:type="dxa"/>
+          </w:tcPr>
+          <w:p>
+            <w:r>
+              <w:t>odysseus</w:t>
+            </w:r>
+          </w:p>
+        </w:tc>
+        <w:tc>
+          <w:tcPr>
+            <w:tcW w:w="4160" w:type="dxa"/>
+          </w:tcPr>
+          <w:p>
+            <w:r>
+              <w:t>The Odyssey</w:t>
+            </w:r>
+          </w:p>
+        </w:tc>
+        <w:tc>
+          <w:tcPr>
+            <w:tcW w:w="1300" w:type="dxa"/>
+          </w:tcPr>
+          <w:p>
+            <w:pPr>
+              <w:jc w:val="center"/>
+            </w:pPr>
+            <w:r>
+              <w:t>YES</w:t>
+            </w:r>
+          </w:p>
+        </w:tc>
+        <w:tc>
+          <w:tcPr>
+            <w:tcW w:w="1300" w:type="dxa"/>
+          </w:tcPr>
+          <w:p>
+            <w:pPr>
+              <w:jc w:val="center"/>
+            </w:pPr>
+            <w:r>
+              <w:t>4</w:t>
+            </w:r>
+          </w:p>
+        </w:tc>
+      </w:tr>
+      <w:tr>
+        <w:tc>
+          <w:tcPr>
+            <w:tcW w:w="2600" w:type="dxa"/>
+          </w:tcPr>
+          <w:p>
+            <w:r>
+              <w:t>leviathan</w:t>
+            </w:r>
+          </w:p>
+        </w:tc>
+        <w:tc>
+          <w:tcPr>
+            <w:tcW w:w="4160" w:type="dxa"/>
+          </w:tcPr>
+          <w:p>
+            <w:r>
+              <w:t>Leviathan</w:t>
+            </w:r>
+          </w:p>
+        </w:tc>
+        <w:tc>
+          <w:tcPr>
+            <w:tcW w:w="1300" w:type="dxa"/>
+          </w:tcPr>
+          <w:p>
+            <w:pPr>
+              <w:jc w:val="center"/>
+            </w:pPr>
+            <w:r>
+              <w:t>YES</w:t>
+            </w:r>
+          </w:p>
+        </w:tc>
+        <w:tc>
+          <w:tcPr>
+            <w:tcW w:w="1300" w:type="dxa"/>
+          </w:tcPr>
+          <w:p>
+            <w:pPr>
+              <w:jc w:val="center"/>
+            </w:pPr>
+            <w:r>
+              <w:t>7</w:t>
+            </w:r>
+          </w:p>
+        </w:tc>
+      </w:tr>
+      <w:tr>
+        <w:tc>
+          <w:tcPr>
+            <w:tcW w:w="2600" w:type="dxa"/>
+          </w:tcPr>
+          <w:p>
+            <w:r>
+              <w:t>gregor</w:t>
+            </w:r>
+          </w:p>
+        </w:tc>
+        <w:tc>
+          <w:tcPr>
+            <w:tcW w:w="4160" w:type="dxa"/>
+          </w:tcPr>
+          <w:p>
+            <w:r>
+              <w:t>Metamorphosis</w:t>
+            </w:r>
+          </w:p>
+        </w:tc>
+        <w:tc>
+          <w:tcPr>
+            <w:tcW w:w="1300" w:type="dxa"/>
+          </w:tcPr>
+          <w:p>
+            <w:pPr>
+              <w:jc w:val="center"/>
+            </w:pPr>
+            <w:r>
+              <w:t>YES</w:t>
+            </w:r>
+          </w:p>
+        </w:tc>
+        <w:tc>
+          <w:tcPr>
+            <w:tcW w:w="1300" w:type="dxa"/>
+          </w:tcPr>
+          <w:p>
+            <w:pPr>
+              <w:jc w:val="center"/>
+            </w:pPr>
+            <w:r>
+              <w:t>8</w:t>
+            </w:r>
+          </w:p>
+        </w:tc>
+      </w:tr>
+      <w:tr>
+        <w:tc>
+          <w:tcPr>
+            <w:tcW w:w="2600" w:type="dxa"/>
+          </w:tcPr>
+          <w:p>
+            <w:r>
+              <w:t>"dorian gray"</w:t>
+            </w:r>
+          </w:p>
+        </w:tc>
+        <w:tc>
+          <w:tcPr>
+            <w:tcW w:w="4160" w:type="dxa"/>
+          </w:tcPr>
+          <w:p>
+            <w:r>
+              <w:t>The Picture of Dorian Gray</w:t>
+            </w:r>
+          </w:p>
+        </w:tc>
+        <w:tc>
+          <w:tcPr>
+            <w:tcW w:w="1300" w:type="dxa"/>
+          </w:tcPr>
+          <w:p>
+            <w:pPr>
+              <w:jc w:val="center"/>
+            </w:pPr>
+            <w:r>
+              <w:t>YES</w:t>
+            </w:r>
+          </w:p>
+        </w:tc>
+        <w:tc>
+          <w:tcPr>
+            <w:tcW w:w="1300" w:type="dxa"/>
+          </w:tcPr>
+          <w:p>
+            <w:pPr>
+              <w:jc w:val="center"/>
+            </w:pPr>
+            <w:r>
+              <w:t>1</w:t>
+            </w:r>
+          </w:p>
+        </w:tc>
+      </w:tr>
+      <w:tr>
+        <w:tc>
+          <w:tcPr>
+            <w:tcW w:w="2600" w:type="dxa"/>
+          </w:tcPr>
+          <w:p>
+            <w:r>
+              <w:t>"sherlock holmes"</w:t>
+            </w:r>
+          </w:p>
+        </w:tc>
+        <w:tc>
+          <w:tcPr>
+            <w:tcW w:w="4160" w:type="dxa"/>
+          </w:tcPr>
+          <w:p>
+            <w:r>
+              <w:t>A Study in Scarlet (+ Doyle)</w:t>
+            </w:r>
+          </w:p>
+        </w:tc>
+        <w:tc>
+          <w:tcPr>
+            <w:tcW w:w="1300" w:type="dxa"/>
+          </w:tcPr>
+          <w:p>
+            <w:pPr>
+              <w:jc w:val="center"/>
+            </w:pPr>
+            <w:r>
+              <w:t>YES</w:t>
+            </w:r>
+          </w:p>
+        </w:tc>
+        <w:tc>
+          <w:tcPr>
+            <w:tcW w:w="1300" w:type="dxa"/>
+          </w:tcPr>
+          <w:p>
+            <w:pPr>
+              <w:jc w:val="center"/>
+            </w:pPr>
+            <w:r>
+              <w:t>7</w:t>
+            </w:r>
+          </w:p>
+        </w:tc>
+      </w:tr>
+      <w:tr>
+        <w:tc>
+          <w:tcPr>
+            <w:tcW w:w="2600" w:type="dxa"/>
+          </w:tcPr>
+          <w:p>
+            <w:r>
+              <w:t>"great expectations"</w:t>
+            </w:r>
+          </w:p>
+        </w:tc>
+        <w:tc>
+          <w:tcPr>
+            <w:tcW w:w="4160" w:type="dxa"/>
+          </w:tcPr>
+          <w:p>
+            <w:r>
+              <w:t>Great Expectations</w:t>
+            </w:r>
+          </w:p>
+        </w:tc>
+        <w:tc>
+          <w:tcPr>
+            <w:tcW w:w="1300" w:type="dxa"/>
+          </w:tcPr>
+          <w:p>
+            <w:pPr>
+              <w:jc w:val="center"/>
+            </w:pPr>
+            <w:r>
+              <w:t>YES</w:t>
+            </w:r>
+          </w:p>
+        </w:tc>
+        <w:tc>
+          <w:tcPr>
+            <w:tcW w:w="1300" w:type="dxa"/>
+          </w:tcPr>
+          <w:p>
+            <w:pPr>
+              <w:jc w:val="center"/>
+            </w:pPr>
+            <w:r>
+              <w:t>6</w:t>
+            </w:r>
+          </w:p>
+        </w:tc>
+      </w:tr>
+      <w:tr>
+        <w:tc>
+          <w:tcPr>
+            <w:tcW w:w="2600" w:type="dxa"/>
+          </w:tcPr>
+          <w:p>
+            <w:r>
+              <w:t>"war and peace" [stopword]</w:t>
+            </w:r>
+          </w:p>
+        </w:tc>
+        <w:tc>
+          <w:tcPr>
+            <w:tcW w:w="4160" w:type="dxa"/>
+          </w:tcPr>
+          <w:p>
+            <w:r>
+              <w:t>War and Peace</w:t>
+            </w:r>
+          </w:p>
+        </w:tc>
+        <w:tc>
+          <w:tcPr>
+            <w:tcW w:w="1300" w:type="dxa"/>
+          </w:tcPr>
+          <w:p>
+            <w:pPr>
+              <w:jc w:val="center"/>
+            </w:pPr>
+            <w:r>
+              <w:t>YES</w:t>
+            </w:r>
+          </w:p>
+        </w:tc>
+        <w:tc>
+          <w:tcPr>
+            <w:tcW w:w="1300" w:type="dxa"/>
+          </w:tcPr>
+          <w:p>
+            <w:pPr>
+              <w:jc w:val="center"/>
+            </w:pPr>
+            <w:r>
+              <w:t>10</w:t>
+            </w:r>
+          </w:p>
+        </w:tc>
+      </w:tr>
+      <w:tr>
+        <w:tc>
+          <w:tcPr>
+            <w:tcW w:w="2600" w:type="dxa"/>
+          </w:tcPr>
+          <w:p>
+            <w:r>
+              <w:t>"jekyll and hyde" [stopword]</w:t>
+            </w:r>
+          </w:p>
+        </w:tc>
+        <w:tc>
+          <w:tcPr>
+            <w:tcW w:w="4160" w:type="dxa"/>
+          </w:tcPr>
+          <w:p>
+            <w:r>
+              <w:t>Dr. Jekyll and Mr. Hyde</w:t>
+            </w:r>
+          </w:p>
+        </w:tc>
+        <w:tc>
+          <w:tcPr>
+            <w:tcW w:w="1300" w:type="dxa"/>
+          </w:tcPr>
+          <w:p>
+            <w:pPr>
+              <w:jc w:val="center"/>
+            </w:pPr>
+            <w:r>
+              <w:t>YES</w:t>
+            </w:r>
+          </w:p>
+        </w:tc>
+        <w:tc>
+          <w:tcPr>
+            <w:tcW w:w="1300" w:type="dxa"/>
+          </w:tcPr>
+          <w:p>
+            <w:pPr>
+              <w:jc w:val="center"/>
+            </w:pPr>
+            <w:r>
+              <w:t>1</w:t>
+            </w:r>
+          </w:p>
+        </w:tc>
+      </w:tr>
+      <w:tr>
+        <w:tc>
+          <w:tcPr>
+            <w:tcW w:w="2600" w:type="dxa"/>
+          </w:tcPr>
+          <w:p>
+            <w:r>
+              <w:t>dracul*</w:t>
+            </w:r>
+          </w:p>
+        </w:tc>
+        <w:tc>
+          <w:tcPr>
+            <w:tcW w:w="4160" w:type="dxa"/>
+          </w:tcPr>
+          <w:p>
+            <w:r>
+              <w:t>Dracula</w:t>
+            </w:r>
+          </w:p>
+        </w:tc>
+        <w:tc>
+          <w:tcPr>
+            <w:tcW w:w="1300" w:type="dxa"/>
+          </w:tcPr>
+          <w:p>
+            <w:pPr>
+              <w:jc w:val="center"/>
+            </w:pPr>
+            <w:r>
+              <w:t>YES</w:t>
+            </w:r>
+          </w:p>
+        </w:tc>
+        <w:tc>
+          <w:tcPr>
+            <w:tcW w:w="1300" w:type="dxa"/>
+          </w:tcPr>
+          <w:p>
+            <w:pPr>
+              <w:jc w:val="center"/>
+            </w:pPr>
+            <w:r>
+              <w:t>1</w:t>
+            </w:r>
+          </w:p>
+        </w:tc>
+      </w:tr>
+      <w:tr>
+        <w:tc>
+          <w:tcPr>
+            <w:tcW w:w="2600" w:type="dxa"/>
+          </w:tcPr>
+          <w:p>
+            <w:r>
+              <w:t>karamaz*</w:t>
+            </w:r>
+          </w:p>
+        </w:tc>
+        <w:tc>
+          <w:tcPr>
+            <w:tcW w:w="4160" w:type="dxa"/>
+          </w:tcPr>
+          <w:p>
+            <w:r>
+              <w:t>The Brothers Karamazov</w:t>
+            </w:r>
+          </w:p>
+        </w:tc>
+        <w:tc>
+          <w:tcPr>
+            <w:tcW w:w="1300" w:type="dxa"/>
+          </w:tcPr>
+          <w:p>
+            <w:pPr>
+              <w:jc w:val="center"/>
+            </w:pPr>
+            <w:r>
+              <w:t>YES</w:t>
+            </w:r>
+          </w:p>
+        </w:tc>
+        <w:tc>
+          <w:tcPr>
+            <w:tcW w:w="1300" w:type="dxa"/>
+          </w:tcPr>
+          <w:p>
+            <w:pPr>
+              <w:jc w:val="center"/>
+            </w:pPr>
+            <w:r>
+              <w:t>2</w:t>
+            </w:r>
+          </w:p>
+        </w:tc>
+      </w:tr>
+      <w:tr>
+        <w:tc>
+          <w:tcPr>
+            <w:tcW w:w="2600" w:type="dxa"/>
+          </w:tcPr>
+          <w:p>
+            <w:r>
+              <w:t>zarathustr*</w:t>
+            </w:r>
+          </w:p>
+        </w:tc>
+        <w:tc>
+          <w:tcPr>
+            <w:tcW w:w="4160" w:type="dxa"/>
+          </w:tcPr>
+          <w:p>
+            <w:r>
+              <w:t>Thus Spake Zarathustra</w:t>
+            </w:r>
+          </w:p>
+        </w:tc>
+        <w:tc>
+          <w:tcPr>
+            <w:tcW w:w="1300" w:type="dxa"/>
+          </w:tcPr>
+          <w:p>
+            <w:pPr>
+              <w:jc w:val="center"/>
+            </w:pPr>
+            <w:r>
+              <w:t>YES</w:t>
+            </w:r>
+          </w:p>
+        </w:tc>
+        <w:tc>
+          <w:tcPr>
+            <w:tcW w:w="1300" w:type="dxa"/>
+          </w:tcPr>
+          <w:p>
+            <w:pPr>
+              <w:jc w:val="center"/>
+            </w:pPr>
+            <w:r>
+              <w:t>4</w:t>
+            </w:r>
+          </w:p>
+        </w:tc>
+      </w:tr>
+      <w:tr>
+        <w:tc>
+          <w:tcPr>
+            <w:tcW w:w="2600" w:type="dxa"/>
+          </w:tcPr>
+          <w:p>
+            <w:r>
+              <w:t>huckleberr*</w:t>
+            </w:r>
+          </w:p>
+        </w:tc>
+        <w:tc>
+          <w:tcPr>
+            <w:tcW w:w="4160" w:type="dxa"/>
+          </w:tcPr>
+          <w:p>
+            <w:r>
+              <w:t>Adventures of Huckleberry Finn</w:t>
+            </w:r>
+          </w:p>
+        </w:tc>
+        <w:tc>
+          <w:tcPr>
+            <w:tcW w:w="1300" w:type="dxa"/>
+          </w:tcPr>
+          <w:p>
+            <w:pPr>
+              <w:jc w:val="center"/>
+            </w:pPr>
+            <w:r>
+              <w:t>YES</w:t>
+            </w:r>
+          </w:p>
+        </w:tc>
+        <w:tc>
+          <w:tcPr>
+            <w:tcW w:w="1300" w:type="dxa"/>
+          </w:tcPr>
+          <w:p>
+            <w:pPr>
+              <w:jc w:val="center"/>
+            </w:pPr>
+            <w:r>
+              <w:t>3</w:t>
+            </w:r>
+          </w:p>
+        </w:tc>
+      </w:tr>
+      <w:tr>
+        <w:tc>
+          <w:tcPr>
+            <w:tcW w:w="2600" w:type="dxa"/>
+          </w:tcPr>
+          <w:p>
+            <w:r>
+              <w:t>raskolnik*</w:t>
+            </w:r>
+          </w:p>
+        </w:tc>
+        <w:tc>
+          <w:tcPr>
+            <w:tcW w:w="4160" w:type="dxa"/>
+          </w:tcPr>
+          <w:p>
+            <w:r>
+              <w:t>Crime and Punishment</w:t>
+            </w:r>
+          </w:p>
+        </w:tc>
+        <w:tc>
+          <w:tcPr>
+            <w:tcW w:w="1300" w:type="dxa"/>
+          </w:tcPr>
+          <w:p>
+            <w:pPr>
+              <w:jc w:val="center"/>
+            </w:pPr>
+            <w:r>
+              <w:t>YES</w:t>
+            </w:r>
+          </w:p>
+        </w:tc>
+        <w:tc>
+          <w:tcPr>
+            <w:tcW w:w="1300" w:type="dxa"/>
+          </w:tcPr>
+          <w:p>
+            <w:pPr>
+              <w:jc w:val="center"/>
+            </w:pPr>
+            <w:r>
+              <w:t>1</w:t>
+            </w:r>
+          </w:p>
+        </w:tc>
+      </w:tr>
+    </w:tbl>
+    <w:p/>
+    <w:p>
+      <w:r>
+        <w:t>Queries correct:  20 / 20</w:t>
       </w:r>
     </w:p>
     <w:p>
       <w:r>
         <w:lastRenderedPageBreak/>
-        <w:t>Query                          Expected Book                  Found   N results</w:t>
-      </w:r>
-    </w:p>
-    <w:p>
-      <w:r>
-        <w:t>-------------------------------------------------------------------------------</w:t>
-      </w:r>
-    </w:p>
-    <w:p>
-      <w:proofErr w:type="spellStart"/>
-      <w:r>
-        <w:t>raskolnikov</w:t>
-      </w:r>
-      <w:proofErr w:type="spellEnd"/>
-      <w:r>
-        <w:t xml:space="preserve">                    Crime and Punishment           YES     1</w:t>
-      </w:r>
-    </w:p>
-    <w:p>
-      <w:proofErr w:type="spellStart"/>
-      <w:r>
-        <w:t>gatsby</w:t>
-      </w:r>
-      <w:proofErr w:type="spellEnd"/>
-      <w:r>
-        <w:t xml:space="preserve">                         The Great Gatsby               YES     1</w:t>
-      </w:r>
-    </w:p>
-    <w:p>
-      <w:proofErr w:type="spellStart"/>
-      <w:r>
-        <w:t>ahab</w:t>
-      </w:r>
-      <w:proofErr w:type="spellEnd"/>
-      <w:r>
-        <w:t xml:space="preserve">                           Moby Dick                      YES     4</w:t>
-      </w:r>
-    </w:p>
-    <w:p>
-      <w:proofErr w:type="spellStart"/>
-      <w:r>
-        <w:t>karamazov</w:t>
-      </w:r>
-      <w:proofErr w:type="spellEnd"/>
-      <w:r>
-        <w:t xml:space="preserve">                      The Brothers Karamazov         YES     2</w:t>
-      </w:r>
-    </w:p>
-    <w:p>
-      <w:proofErr w:type="spellStart"/>
-      <w:r>
-        <w:t>zarathustra</w:t>
-      </w:r>
-      <w:proofErr w:type="spellEnd"/>
-      <w:r>
-        <w:t xml:space="preserve">                    Thus Spake Zarathustra         YES     4</w:t>
-      </w:r>
-    </w:p>
-    <w:p>
-      <w:r>
-        <w:t>huckleberry                    Adventures of Huckleberry Finn YES     3</w:t>
-      </w:r>
-    </w:p>
-    <w:p>
-      <w:proofErr w:type="spellStart"/>
-      <w:r>
-        <w:t>dracula</w:t>
-      </w:r>
-      <w:proofErr w:type="spellEnd"/>
-      <w:r>
-        <w:t xml:space="preserve">                        Dracula                        YES     1</w:t>
-      </w:r>
-    </w:p>
-    <w:p>
-      <w:proofErr w:type="spellStart"/>
-      <w:r>
-        <w:t>beowulf</w:t>
-      </w:r>
-      <w:proofErr w:type="spellEnd"/>
-      <w:r>
-        <w:t xml:space="preserve">                        Beowulf                        YES     2</w:t>
-      </w:r>
-    </w:p>
-    <w:p>
-      <w:proofErr w:type="spellStart"/>
-      <w:r>
-        <w:t>odysseus</w:t>
-      </w:r>
-      <w:proofErr w:type="spellEnd"/>
-      <w:r>
-        <w:t xml:space="preserve">                       The Odyssey                    YES     4</w:t>
-      </w:r>
-    </w:p>
-    <w:p>
-      <w:r>
-        <w:t xml:space="preserve">leviathan                      </w:t>
-      </w:r>
-      <w:proofErr w:type="spellStart"/>
-      <w:r>
-        <w:t>Leviathan</w:t>
-      </w:r>
-      <w:proofErr w:type="spellEnd"/>
-      <w:r>
-        <w:t xml:space="preserve">                      YES     9</w:t>
-      </w:r>
-    </w:p>
-    <w:p>
-      <w:r>
-        <w:t>"</w:t>
-      </w:r>
-      <w:proofErr w:type="gramStart"/>
-      <w:r>
-        <w:t>white</w:t>
-      </w:r>
-      <w:proofErr w:type="gramEnd"/>
-      <w:r>
-        <w:t xml:space="preserve"> whale"                  Moby Dick                      YES     2</w:t>
-      </w:r>
-    </w:p>
-    <w:p>
-      <w:r>
-        <w:t>"</w:t>
-      </w:r>
-      <w:proofErr w:type="gramStart"/>
-      <w:r>
-        <w:t>captain</w:t>
-      </w:r>
-      <w:proofErr w:type="gramEnd"/>
-      <w:r>
-        <w:t xml:space="preserve"> </w:t>
-      </w:r>
-      <w:proofErr w:type="spellStart"/>
-      <w:r>
-        <w:t>ahab</w:t>
-      </w:r>
-      <w:proofErr w:type="spellEnd"/>
-      <w:r>
-        <w:t>"                 Moby Dick                      YES     1</w:t>
-      </w:r>
-    </w:p>
-    <w:p>
-      <w:r>
-        <w:t>"</w:t>
-      </w:r>
-      <w:proofErr w:type="spellStart"/>
-      <w:proofErr w:type="gramStart"/>
-      <w:r>
-        <w:t>dorian</w:t>
-      </w:r>
-      <w:proofErr w:type="spellEnd"/>
-      <w:proofErr w:type="gramEnd"/>
-      <w:r>
-        <w:t xml:space="preserve"> gray"                  The Picture of Dorian Gray     YES     1</w:t>
-      </w:r>
-    </w:p>
-    <w:p>
-      <w:r>
-        <w:t>"</w:t>
-      </w:r>
-      <w:proofErr w:type="gramStart"/>
-      <w:r>
-        <w:t>sherlock</w:t>
-      </w:r>
-      <w:proofErr w:type="gramEnd"/>
-      <w:r>
-        <w:t xml:space="preserve"> </w:t>
-      </w:r>
-      <w:proofErr w:type="spellStart"/>
-      <w:r>
-        <w:t>holmes</w:t>
-      </w:r>
-      <w:proofErr w:type="spellEnd"/>
-      <w:r>
-        <w:t xml:space="preserve">"              A Study in Scarlet (+ </w:t>
-      </w:r>
-      <w:proofErr w:type="gramStart"/>
-      <w:r>
-        <w:t xml:space="preserve">Doyle)   </w:t>
-      </w:r>
-      <w:proofErr w:type="gramEnd"/>
-      <w:r>
-        <w:t>YES     7</w:t>
-      </w:r>
-    </w:p>
-    <w:p>
-      <w:r>
-        <w:t>"</w:t>
-      </w:r>
-      <w:proofErr w:type="spellStart"/>
-      <w:proofErr w:type="gramStart"/>
-      <w:r>
-        <w:t>moby</w:t>
-      </w:r>
-      <w:proofErr w:type="spellEnd"/>
-      <w:proofErr w:type="gramEnd"/>
-      <w:r>
-        <w:t xml:space="preserve"> dick"                    Moby Dick                      YES     1</w:t>
-      </w:r>
-    </w:p>
-    <w:p>
-      <w:proofErr w:type="spellStart"/>
-      <w:r>
-        <w:t>dracul</w:t>
-      </w:r>
-      <w:proofErr w:type="spellEnd"/>
-      <w:r>
-        <w:t>*                        Dracula                        YES     1</w:t>
-      </w:r>
-    </w:p>
-    <w:p>
-      <w:proofErr w:type="spellStart"/>
-      <w:r>
-        <w:t>karamaz</w:t>
-      </w:r>
-      <w:proofErr w:type="spellEnd"/>
-      <w:r>
-        <w:t>*                       The Brothers Karamazov         YES     2</w:t>
-      </w:r>
-    </w:p>
-    <w:p>
-      <w:proofErr w:type="spellStart"/>
-      <w:r>
-        <w:t>zarathustr</w:t>
-      </w:r>
-      <w:proofErr w:type="spellEnd"/>
-      <w:r>
-        <w:t>*                    Thus Spake Zarathustra         YES     4</w:t>
-      </w:r>
-    </w:p>
-    <w:p>
-      <w:proofErr w:type="spellStart"/>
-      <w:r>
-        <w:t>huckleberr</w:t>
-      </w:r>
-      <w:proofErr w:type="spellEnd"/>
-      <w:r>
-        <w:t>*                    Adventures of Huckleberry Finn YES     3</w:t>
-      </w:r>
-    </w:p>
-    <w:p>
-      <w:proofErr w:type="spellStart"/>
-      <w:r>
-        <w:t>raskolnik</w:t>
-      </w:r>
-      <w:proofErr w:type="spellEnd"/>
-      <w:r>
-        <w:t>*                     Crime and Punishment           YES     1</w:t>
-      </w:r>
-    </w:p>
-    <w:p/>
-    <w:p>
-      <w:r>
-        <w:t>Queries correct</w:t>
-      </w:r>
-      <w:proofErr w:type="gramStart"/>
-      <w:r>
-        <w:t>:  20</w:t>
-      </w:r>
-      <w:proofErr w:type="gramEnd"/>
-      <w:r>
-        <w:t xml:space="preserve"> / 20</w:t>
-      </w:r>
-    </w:p>
-    <w:p>
-      <w:r>
         <w:t>MRR:              1.000</w:t>
       </w:r>
     </w:p>
-    <w:p/>
     <w:p/>
     <w:p>
       <w:pPr>
@@ -822,31 +1381,7 @@
     <w:p/>
     <w:p>
       <w:r>
-        <w:t>20 of 20 queries retrieved the correct book. Keyword, phrase,</w:t>
-      </w:r>
-      <w:r>
-        <w:t xml:space="preserve"> </w:t>
-      </w:r>
-      <w:r>
-        <w:t>and wildcard search all</w:t>
-      </w:r>
-      <w:r>
-        <w:t xml:space="preserve"> </w:t>
-      </w:r>
-      <w:r>
-        <w:t>achieved 100% retrieval on the test set.</w:t>
-      </w:r>
-      <w:r>
-        <w:t xml:space="preserve"> </w:t>
-      </w:r>
-      <w:r>
-        <w:t>While no queries failed outright, two qualitative issues were</w:t>
-      </w:r>
-      <w:r>
-        <w:t xml:space="preserve"> </w:t>
-      </w:r>
-      <w:r>
-        <w:t>observed that affect the usefulness of results in practice.</w:t>
+        <w:t>20 of 20 queries retrieved the correct book. Keyword, phrase, and wildcard search all achieved 100% retrieval on the test set. While no queries failed outright, two qualitative issues were observed that affect the usefulness of results in practice.</w:t>
       </w:r>
     </w:p>
     <w:p/>
@@ -863,13 +1398,7 @@
     <w:p/>
     <w:p>
       <w:r>
-        <w:t>Several keyword queries retrieved the correct book but also</w:t>
-      </w:r>
-      <w:r>
-        <w:t xml:space="preserve"> </w:t>
-      </w:r>
-      <w:r>
-        <w:t>returned many unrelated results:</w:t>
+        <w:t>Several keyword queries retrieved the correct book but also returned many unrelated results:</w:t>
       </w:r>
     </w:p>
     <w:p>
@@ -889,15 +1418,7 @@
     </w:p>
     <w:p>
       <w:r>
-        <w:t xml:space="preserve">  - "sherlock </w:t>
-      </w:r>
-      <w:proofErr w:type="spellStart"/>
-      <w:r>
-        <w:t>holmes</w:t>
-      </w:r>
-      <w:proofErr w:type="spellEnd"/>
-      <w:r>
-        <w:t>" (phrase) → 7 results (all Doyle books</w:t>
+        <w:t xml:space="preserve">  - "sherlock holmes" (phrase) → 7 results (all Doyle books</w:t>
       </w:r>
     </w:p>
     <w:p>
@@ -912,134 +1433,29 @@
     </w:p>
     <w:p>
       <w:r>
-        <w:t xml:space="preserve">  - "</w:t>
-      </w:r>
-      <w:proofErr w:type="spellStart"/>
-      <w:r>
-        <w:t>zarathustra</w:t>
-      </w:r>
-      <w:proofErr w:type="spellEnd"/>
-      <w:r>
-        <w:t>" → 4 results</w:t>
-      </w:r>
-    </w:p>
-    <w:p>
-      <w:r>
-        <w:t xml:space="preserve">  - "</w:t>
-      </w:r>
-      <w:proofErr w:type="spellStart"/>
-      <w:r>
-        <w:t>ahab</w:t>
-      </w:r>
-      <w:proofErr w:type="spellEnd"/>
-      <w:r>
-        <w:t>"        → 4 results</w:t>
-      </w:r>
-    </w:p>
-    <w:p>
-      <w:r>
-        <w:t xml:space="preserve">  - "</w:t>
-      </w:r>
-      <w:proofErr w:type="spellStart"/>
-      <w:r>
-        <w:t>odysseus</w:t>
-      </w:r>
-      <w:proofErr w:type="spellEnd"/>
-      <w:r>
-        <w:t>"    → 4 results</w:t>
+        <w:t xml:space="preserve">  - "zarathustra" → 4 results</w:t>
+      </w:r>
+    </w:p>
+    <w:p>
+      <w:r>
+        <w:t xml:space="preserve">  - "ahab"        → 4 results</w:t>
+      </w:r>
+    </w:p>
+    <w:p>
+      <w:r>
+        <w:t xml:space="preserve">  - "odysseus"    → 4 results</w:t>
       </w:r>
     </w:p>
     <w:p/>
     <w:p>
       <w:r>
-        <w:t xml:space="preserve">Because </w:t>
-      </w:r>
-      <w:r>
-        <w:t xml:space="preserve">our project doesn’t have ranking, it’s not always the most relevant query returned first. </w:t>
-      </w:r>
-      <w:r>
-        <w:t>Adding TF-IDF or BM25 scoring</w:t>
-      </w:r>
-      <w:r>
-        <w:t xml:space="preserve"> </w:t>
-      </w:r>
-      <w:r>
-        <w:t>would address this by ranking books where the term is most</w:t>
-      </w:r>
-      <w:r>
-        <w:t xml:space="preserve"> </w:t>
-      </w:r>
-      <w:r>
-        <w:t>concentrated.</w:t>
+        <w:t>Because our project doesn’t have ranking, it’s not always the most relevant query returned first. Adding TF-IDF or BM25 scoring would address this by ranking books where the term is most concentrated.</w:t>
       </w:r>
     </w:p>
     <w:p/>
     <w:p/>
     <w:p/>
     <w:p/>
-    <w:p>
-      <w:pPr>
-        <w:pBdr>
-          <w:bottom w:val="single" w:sz="6" w:space="1" w:color="auto"/>
-        </w:pBdr>
-      </w:pPr>
-      <w:r>
-        <w:t xml:space="preserve">ERROR CLASS 2: Phrase Search — </w:t>
-      </w:r>
-      <w:proofErr w:type="spellStart"/>
-      <w:r>
-        <w:t>Stopword</w:t>
-      </w:r>
-      <w:proofErr w:type="spellEnd"/>
-      <w:r>
-        <w:t xml:space="preserve"> Sensitivity (latent)</w:t>
-      </w:r>
-    </w:p>
-    <w:p/>
-    <w:p>
-      <w:r>
-        <w:t>Phrase search works by checking for tokens at consecutive</w:t>
-      </w:r>
-      <w:r>
-        <w:t xml:space="preserve"> </w:t>
-      </w:r>
-      <w:r>
-        <w:t>positions in the positional index. Positions are assigned</w:t>
-      </w:r>
-      <w:r>
-        <w:t xml:space="preserve"> </w:t>
-      </w:r>
-      <w:r>
-        <w:t xml:space="preserve">based on the original word order including </w:t>
-      </w:r>
-      <w:proofErr w:type="spellStart"/>
-      <w:r>
-        <w:t>stopwords</w:t>
-      </w:r>
-      <w:proofErr w:type="spellEnd"/>
-      <w:r>
-        <w:t>, but</w:t>
-      </w:r>
-      <w:r>
-        <w:t xml:space="preserve"> </w:t>
-      </w:r>
-      <w:proofErr w:type="spellStart"/>
-      <w:r>
-        <w:t>stopwords</w:t>
-      </w:r>
-      <w:proofErr w:type="spellEnd"/>
-      <w:r>
-        <w:t xml:space="preserve"> are not stored in the index.</w:t>
-      </w:r>
-      <w:r>
-        <w:t xml:space="preserve"> This could lead to false negatives with phrase queries that contain stop words. However, this didn’t come up in our </w:t>
-      </w:r>
-      <w:proofErr w:type="gramStart"/>
-      <w:r>
-        <w:t>testing..</w:t>
-      </w:r>
-      <w:proofErr w:type="gramEnd"/>
-    </w:p>
     <w:p/>
     <w:p/>
     <w:sectPr>
@@ -1781,6 +2197,7 @@
   <w:style w:type="paragraph" w:default="1" w:styleId="Normal">
     <w:name w:val="Normal"/>
     <w:qFormat/>
+    <w:rsid w:val="00D631AA"/>
   </w:style>
   <w:style w:type="paragraph" w:styleId="Heading1">
     <w:name w:val="heading 1"/>

--- a/finalreport.docx
+++ b/finalreport.docx
@@ -21,76 +21,120 @@
         </w:pBdr>
       </w:pPr>
       <w:r>
-        <w:t>Gutenberg Search Engine: Report</w:t>
+        <w:t>Gutenberg Search Engine: Performance &amp; Error Analysis</w:t>
       </w:r>
     </w:p>
     <w:p/>
-    <w:p>
-      <w:pPr>
-        <w:rPr>
-          <w:b/>
-          <w:bCs/>
-        </w:rPr>
-      </w:pPr>
-      <w:r>
-        <w:rPr>
-          <w:b/>
-          <w:bCs/>
-        </w:rPr>
-        <w:t>Project Description:</w:t>
-      </w:r>
-    </w:p>
-    <w:p>
-      <w:r>
-        <w:t>94 public-domain books downloaded from Project Gutenberg via the Gutendex API. The corpus covers a broad range of classic literature and non-fiction.</w:t>
-      </w:r>
-    </w:p>
     <w:p/>
     <w:p>
+      <w:pPr>
+        <w:pBdr>
+          <w:bottom w:val="single" w:sz="6" w:space="1" w:color="auto"/>
+        </w:pBdr>
+      </w:pPr>
+      <w:r>
+        <w:t>CORPUS</w:t>
+      </w:r>
+    </w:p>
+    <w:p/>
+    <w:p>
+      <w:r>
+        <w:t>89 public-domain books successfully indexed from Project Gutenberg</w:t>
+      </w:r>
+      <w:r>
+        <w:t xml:space="preserve"> </w:t>
+      </w:r>
+      <w:r>
+        <w:t xml:space="preserve">via the </w:t>
+      </w:r>
+      <w:proofErr w:type="spellStart"/>
+      <w:r>
+        <w:t>Gutendex</w:t>
+      </w:r>
+      <w:proofErr w:type="spellEnd"/>
+      <w:r>
+        <w:t xml:space="preserve"> API. The corpus covers a broad range of classic</w:t>
+      </w:r>
+      <w:r>
+        <w:t xml:space="preserve"> </w:t>
+      </w:r>
+      <w:r>
+        <w:t>literature and non-fiction (e.g., Crime and Punishment, The Great</w:t>
+      </w:r>
+      <w:r>
+        <w:t xml:space="preserve"> </w:t>
+      </w:r>
+      <w:r>
+        <w:t>Gatsby, Dracula, The Odyssey, War and Peace, Leviathan).</w:t>
+      </w:r>
+    </w:p>
+    <w:p>
       <w:r>
         <w:t>Three indexes are built during preprocessing:</w:t>
       </w:r>
     </w:p>
     <w:p>
-      <w:pPr>
-        <w:pStyle w:val="ListParagraph"/>
-        <w:numPr>
-          <w:ilvl w:val="0"/>
-          <w:numId w:val="1"/>
-        </w:numPr>
-      </w:pPr>
-      <w:r>
-        <w:t>Inverted index    (keyword search, AND logic)</w:t>
-      </w:r>
-    </w:p>
-    <w:p>
-      <w:pPr>
-        <w:pStyle w:val="ListParagraph"/>
-        <w:numPr>
-          <w:ilvl w:val="0"/>
-          <w:numId w:val="1"/>
-        </w:numPr>
-      </w:pPr>
-      <w:r>
-        <w:t>Permuterm tree    (wildcard search)</w:t>
-      </w:r>
-    </w:p>
-    <w:p>
-      <w:pPr>
-        <w:pStyle w:val="ListParagraph"/>
-        <w:numPr>
-          <w:ilvl w:val="0"/>
-          <w:numId w:val="1"/>
-        </w:numPr>
-      </w:pPr>
-      <w:r>
-        <w:t>Positional index   (phrase search)</w:t>
+      <w:r>
+        <w:t xml:space="preserve">  - Inverted </w:t>
+      </w:r>
+      <w:proofErr w:type="gramStart"/>
+      <w:r>
+        <w:t>index  (</w:t>
+      </w:r>
+      <w:proofErr w:type="gramEnd"/>
+      <w:r>
+        <w:t>keyword search, TF-IDF ranked)</w:t>
+      </w:r>
+    </w:p>
+    <w:p>
+      <w:r>
+        <w:t xml:space="preserve">  - </w:t>
+      </w:r>
+      <w:proofErr w:type="spellStart"/>
+      <w:r>
+        <w:t>Permuterm</w:t>
+      </w:r>
+      <w:proofErr w:type="spellEnd"/>
+      <w:r>
+        <w:t xml:space="preserve"> </w:t>
+      </w:r>
+      <w:r>
+        <w:t>index</w:t>
+      </w:r>
+      <w:proofErr w:type="gramStart"/>
+      <w:r>
+        <w:t xml:space="preserve">   (</w:t>
+      </w:r>
+      <w:proofErr w:type="gramEnd"/>
+      <w:r>
+        <w:t>wildcard search)</w:t>
+      </w:r>
+    </w:p>
+    <w:p>
+      <w:r>
+        <w:t xml:space="preserve">  - Positional index</w:t>
+      </w:r>
+      <w:proofErr w:type="gramStart"/>
+      <w:r>
+        <w:t xml:space="preserve">   (</w:t>
+      </w:r>
+      <w:proofErr w:type="gramEnd"/>
+      <w:r>
+        <w:t>phrase search)</w:t>
       </w:r>
     </w:p>
     <w:p/>
     <w:p>
       <w:r>
-        <w:t>All text is normalized via NLTK: tokenize → lowercase → remove stopwords → Porter stem.</w:t>
+        <w:t xml:space="preserve">All text is normalized via NLTK: tokenize → lowercase →remove </w:t>
+      </w:r>
+      <w:proofErr w:type="spellStart"/>
+      <w:r>
+        <w:t>stopwords</w:t>
+      </w:r>
+      <w:proofErr w:type="spellEnd"/>
+      <w:r>
+        <w:t xml:space="preserve"> → Porter stem.</w:t>
       </w:r>
     </w:p>
     <w:p/>
@@ -111,36 +155,69 @@
         <w:pBdr>
           <w:bottom w:val="single" w:sz="6" w:space="1" w:color="auto"/>
         </w:pBdr>
-        <w:rPr>
-          <w:b/>
-          <w:bCs/>
-        </w:rPr>
-      </w:pPr>
-      <w:r>
-        <w:rPr>
-          <w:b/>
-          <w:bCs/>
-        </w:rPr>
-        <w:t>METRIC: Mean Reciprocal Rank (MRR)</w:t>
+      </w:pPr>
+      <w:r>
+        <w:t>METRIC CHOICE</w:t>
       </w:r>
     </w:p>
     <w:p/>
     <w:p>
       <w:r>
-        <w:t>MRR was chosen for the following reasons:</w:t>
-      </w:r>
-    </w:p>
-    <w:p/>
+        <w:t>The system supports three query types with different retrieval</w:t>
+      </w:r>
+      <w:r>
+        <w:t xml:space="preserve"> </w:t>
+      </w:r>
+      <w:r>
+        <w:t>behaviors, so different metrics apply to each.</w:t>
+      </w:r>
+      <w:r>
+        <w:t xml:space="preserve"> </w:t>
+      </w:r>
+      <w:r>
+        <w:t>Keyword search returns results ranked by TF-IDF score, making</w:t>
+      </w:r>
+      <w:r>
+        <w:t xml:space="preserve"> </w:t>
+      </w:r>
+      <w:r>
+        <w:t>rank-based metrics meaningful. Two metrics are reported:</w:t>
+      </w:r>
+    </w:p>
+    <w:p>
+      <w:r>
+        <w:t xml:space="preserve">  </w:t>
+      </w:r>
+    </w:p>
     <w:p>
       <w:pPr>
         <w:pStyle w:val="ListParagraph"/>
         <w:numPr>
           <w:ilvl w:val="0"/>
-          <w:numId w:val="2"/>
+          <w:numId w:val="4"/>
         </w:numPr>
       </w:pPr>
       <w:r>
-        <w:t>Each test query has a single clearly correct answer (e.g., "raskolnikov" should retrieve Crime and Punishment). This is what MRR is designed for.</w:t>
+        <w:lastRenderedPageBreak/>
+        <w:t>P@1 (Precision at 1): whether the top-ranked result is the</w:t>
+      </w:r>
+      <w:r>
+        <w:t xml:space="preserve"> </w:t>
+      </w:r>
+      <w:r>
+        <w:t>correct book. This is the most practically important metric —</w:t>
+      </w:r>
+      <w:r>
+        <w:t xml:space="preserve"> </w:t>
+      </w:r>
+      <w:r>
+        <w:t xml:space="preserve">  a user who sees the right book first gets</w:t>
+      </w:r>
+      <w:r>
+        <w:t xml:space="preserve"> </w:t>
+      </w:r>
+      <w:r>
+        <w:t>immediate value without scanning further.</w:t>
       </w:r>
     </w:p>
     <w:p>
@@ -148,11 +225,234 @@
         <w:pStyle w:val="ListParagraph"/>
         <w:numPr>
           <w:ilvl w:val="0"/>
-          <w:numId w:val="2"/>
+          <w:numId w:val="4"/>
         </w:numPr>
       </w:pPr>
       <w:r>
-        <w:t>P@1 requires a ranked list to be meaningful. Since our system returns results as an unordered set with no relevance scoring, this is irrelevant here.</w:t>
+        <w:t>MRR (Mean Reciprocal Rank): the average of 1/rank of the firs</w:t>
+      </w:r>
+      <w:r>
+        <w:t xml:space="preserve">t </w:t>
+      </w:r>
+      <w:r>
+        <w:t>correct result across all queries. It captures partial credit</w:t>
+      </w:r>
+      <w:r>
+        <w:t xml:space="preserve"> </w:t>
+      </w:r>
+      <w:r>
+        <w:t>when the correct book is retrieved but not at position 1.</w:t>
+      </w:r>
+    </w:p>
+    <w:p/>
+    <w:p>
+      <w:r>
+        <w:t>Phrase and wildcard search return unordered sets — there is no</w:t>
+      </w:r>
+      <w:r>
+        <w:t xml:space="preserve"> </w:t>
+      </w:r>
+      <w:r>
+        <w:t>principled ranking for these query types, as TF-IDF scores are</w:t>
+      </w:r>
+      <w:r>
+        <w:t xml:space="preserve"> d</w:t>
+      </w:r>
+      <w:r>
+        <w:t>efined per term and do not naturally extend to phrase proximity</w:t>
+      </w:r>
+      <w:r>
+        <w:t xml:space="preserve"> </w:t>
+      </w:r>
+      <w:r>
+        <w:t>or wildcard expansion. For these, retrieval rate is reported:</w:t>
+      </w:r>
+      <w:r>
+        <w:t xml:space="preserve"> </w:t>
+      </w:r>
+      <w:r>
+        <w:t>whether the correct book appears anywhere in the result set.</w:t>
+      </w:r>
+      <w:r>
+        <w:t xml:space="preserve"> </w:t>
+      </w:r>
+      <w:r>
+        <w:t>NDCG is not used because it requires graded relevance judgments</w:t>
+      </w:r>
+      <w:r>
+        <w:t xml:space="preserve"> </w:t>
+      </w:r>
+      <w:r>
+        <w:t>across multiple relevant documents per query, which would require</w:t>
+      </w:r>
+      <w:r>
+        <w:t xml:space="preserve"> </w:t>
+      </w:r>
+      <w:r>
+        <w:t>substantial manual annotation effort.</w:t>
+      </w:r>
+    </w:p>
+    <w:p/>
+    <w:p>
+      <w:pPr>
+        <w:pBdr>
+          <w:bottom w:val="single" w:sz="6" w:space="1" w:color="auto"/>
+        </w:pBdr>
+      </w:pPr>
+      <w:r>
+        <w:t>TF-IDF FORMULATION</w:t>
+      </w:r>
+    </w:p>
+    <w:p/>
+    <w:p>
+      <w:r>
+        <w:t xml:space="preserve">  </w:t>
+      </w:r>
+      <w:proofErr w:type="gramStart"/>
+      <w:r>
+        <w:t>TF(</w:t>
+      </w:r>
+      <w:proofErr w:type="gramEnd"/>
+      <w:r>
+        <w:t>t, d</w:t>
+      </w:r>
+      <w:proofErr w:type="gramStart"/>
+      <w:r>
+        <w:t>)  =</w:t>
+      </w:r>
+      <w:proofErr w:type="gramEnd"/>
+      <w:r>
+        <w:t xml:space="preserve"> </w:t>
+      </w:r>
+      <w:proofErr w:type="gramStart"/>
+      <w:r>
+        <w:t>count(</w:t>
+      </w:r>
+      <w:proofErr w:type="gramEnd"/>
+      <w:r>
+        <w:t xml:space="preserve">t in d) / </w:t>
+      </w:r>
+      <w:proofErr w:type="spellStart"/>
+      <w:r>
+        <w:t>total_tokens</w:t>
+      </w:r>
+      <w:proofErr w:type="spellEnd"/>
+      <w:r>
+        <w:t>(d)</w:t>
+      </w:r>
+      <w:proofErr w:type="gramStart"/>
+      <w:r>
+        <w:t xml:space="preserve">   (</w:t>
+      </w:r>
+      <w:proofErr w:type="gramEnd"/>
+      <w:r>
+        <w:t>length-normalized)</w:t>
+      </w:r>
+    </w:p>
+    <w:p>
+      <w:r>
+        <w:t xml:space="preserve">  IDF(</w:t>
+      </w:r>
+      <w:proofErr w:type="gramStart"/>
+      <w:r>
+        <w:t xml:space="preserve">t)   </w:t>
+      </w:r>
+      <w:proofErr w:type="gramEnd"/>
+      <w:r>
+        <w:t xml:space="preserve"> = </w:t>
+      </w:r>
+      <w:proofErr w:type="gramStart"/>
+      <w:r>
+        <w:t>log(</w:t>
+      </w:r>
+      <w:proofErr w:type="gramEnd"/>
+      <w:r>
+        <w:t>(N + 1) / (</w:t>
+      </w:r>
+      <w:proofErr w:type="spellStart"/>
+      <w:r>
+        <w:t>df</w:t>
+      </w:r>
+      <w:proofErr w:type="spellEnd"/>
+      <w:r>
+        <w:t xml:space="preserve"> + 1</w:t>
+      </w:r>
+      <w:proofErr w:type="gramStart"/>
+      <w:r>
+        <w:t xml:space="preserve">))   </w:t>
+      </w:r>
+      <w:proofErr w:type="gramEnd"/>
+      <w:r>
+        <w:t xml:space="preserve">     </w:t>
+      </w:r>
+      <w:proofErr w:type="gramStart"/>
+      <w:r>
+        <w:t xml:space="preserve">   (</w:t>
+      </w:r>
+      <w:proofErr w:type="gramEnd"/>
+      <w:r>
+        <w:t>smoothed)</w:t>
+      </w:r>
+    </w:p>
+    <w:p>
+      <w:r>
+        <w:t xml:space="preserve">  score(d</w:t>
+      </w:r>
+      <w:proofErr w:type="gramStart"/>
+      <w:r>
+        <w:t>)  =</w:t>
+      </w:r>
+      <w:proofErr w:type="gramEnd"/>
+      <w:r>
+        <w:t xml:space="preserve"> Σ </w:t>
+      </w:r>
+      <w:proofErr w:type="gramStart"/>
+      <w:r>
+        <w:t>TF(</w:t>
+      </w:r>
+      <w:proofErr w:type="gramEnd"/>
+      <w:r>
+        <w:t>t, d) × IDF(t) for each query term t</w:t>
+      </w:r>
+    </w:p>
+    <w:p/>
+    <w:p>
+      <w:r>
+        <w:t>Length normalization prevents longer books from being unfairly</w:t>
+      </w:r>
+      <w:r>
+        <w:t xml:space="preserve"> favored</w:t>
+      </w:r>
+      <w:r>
+        <w:t>. Smoothing prevents division by zero and dampens terms</w:t>
+      </w:r>
+      <w:r>
+        <w:t xml:space="preserve"> </w:t>
+      </w:r>
+      <w:r>
+        <w:t>that appear in every document.</w:t>
+      </w:r>
+    </w:p>
+    <w:p/>
+    <w:p>
+      <w:pPr>
+        <w:pBdr>
+          <w:bottom w:val="single" w:sz="6" w:space="1" w:color="auto"/>
+        </w:pBdr>
+      </w:pPr>
+      <w:r>
+        <w:t>TEST QUERIES</w:t>
+      </w:r>
+    </w:p>
+    <w:p>
+      <w:r>
+        <w:t>20 queries across all three query types, each with a verified</w:t>
+      </w:r>
+      <w:r>
+        <w:t xml:space="preserve"> </w:t>
+      </w:r>
+      <w:r>
+        <w:t>correct book confirmed to be present in the index.</w:t>
       </w:r>
     </w:p>
     <w:p>
@@ -160,17 +460,17 @@
         <w:pStyle w:val="ListParagraph"/>
         <w:numPr>
           <w:ilvl w:val="0"/>
-          <w:numId w:val="2"/>
+          <w:numId w:val="5"/>
         </w:numPr>
       </w:pPr>
       <w:r>
-        <w:t>NDCG requires graded relevance judgments (e.g., scores 0-3 per document), which is impractical to create for 94 books without human annotation. MRR only requires identifying one correct answer.</w:t>
-      </w:r>
-    </w:p>
-    <w:p>
-      <w:r>
-        <w:lastRenderedPageBreak/>
-        <w:t>Because our system produces unranked results, reciprocal rank is defined as:</w:t>
+        <w:t>Keyword (10): distinctive proper nouns and character names</w:t>
+      </w:r>
+      <w:r>
+        <w:t xml:space="preserve"> </w:t>
+      </w:r>
+      <w:r>
+        <w:t>that appear almost exclusively in their source book.</w:t>
       </w:r>
     </w:p>
     <w:p>
@@ -178,11 +478,39 @@
         <w:pStyle w:val="ListParagraph"/>
         <w:numPr>
           <w:ilvl w:val="0"/>
-          <w:numId w:val="3"/>
+          <w:numId w:val="5"/>
         </w:numPr>
       </w:pPr>
       <w:r>
-        <w:t>RR = 1  if the correct book appears anywhere in the result set</w:t>
+        <w:t>Phrase (5): two-word phrases. Three use adjacent content words;</w:t>
+      </w:r>
+      <w:r>
+        <w:t xml:space="preserve"> </w:t>
+      </w:r>
+      <w:r>
+        <w:t xml:space="preserve">two contain a </w:t>
+      </w:r>
+      <w:proofErr w:type="spellStart"/>
+      <w:r>
+        <w:t>stopword</w:t>
+      </w:r>
+      <w:proofErr w:type="spellEnd"/>
+      <w:r>
+        <w:t xml:space="preserve"> between content words (marked [</w:t>
+      </w:r>
+      <w:proofErr w:type="spellStart"/>
+      <w:r>
+        <w:t>sw</w:t>
+      </w:r>
+      <w:proofErr w:type="spellEnd"/>
+      <w:r>
+        <w:t>]),</w:t>
+      </w:r>
+      <w:r>
+        <w:t xml:space="preserve"> </w:t>
+      </w:r>
+      <w:r>
+        <w:t>testing that the positional index handles this correctly.</w:t>
       </w:r>
     </w:p>
     <w:p>
@@ -190,17 +518,18 @@
         <w:pStyle w:val="ListParagraph"/>
         <w:numPr>
           <w:ilvl w:val="0"/>
-          <w:numId w:val="3"/>
+          <w:numId w:val="5"/>
         </w:numPr>
       </w:pPr>
       <w:r>
-        <w:t>RR = 0  if the correct book is not retrieved at all</w:t>
-      </w:r>
-    </w:p>
-    <w:p/>
-    <w:p>
-      <w:r>
-        <w:t>Under this definition, MRR equals the fraction of queries where the system successfully retrieves the correct book. This is the best metric for an unranked retrieval system.</w:t>
+        <w:lastRenderedPageBreak/>
+        <w:t>Wildcard (5): prefix patterns targeting unique character or</w:t>
+      </w:r>
+      <w:r>
+        <w:t xml:space="preserve"> </w:t>
+      </w:r>
+      <w:r>
+        <w:t>title stems.</w:t>
       </w:r>
     </w:p>
     <w:p/>
@@ -209,1163 +538,501 @@
         <w:pBdr>
           <w:bottom w:val="single" w:sz="6" w:space="1" w:color="auto"/>
         </w:pBdr>
-        <w:rPr>
-          <w:b/>
-          <w:bCs/>
-        </w:rPr>
-      </w:pPr>
-      <w:r>
-        <w:rPr>
-          <w:b/>
-          <w:bCs/>
-        </w:rPr>
-        <w:t>TEST QUERIES</w:t>
+      </w:pPr>
+      <w:r>
+        <w:t>KEYWORD RESULTS (P@1 and MRR)</w:t>
       </w:r>
     </w:p>
     <w:p/>
     <w:p>
       <w:r>
-        <w:t>20 queries were designed across all three supported query types, each with a known correct book:</w:t>
-      </w:r>
+        <w:t>Query           Expected Book                Top Result               P@</w:t>
+      </w:r>
+      <w:proofErr w:type="gramStart"/>
+      <w:r>
+        <w:t>1  RR</w:t>
+      </w:r>
+      <w:proofErr w:type="gramEnd"/>
+    </w:p>
+    <w:p>
+      <w:r>
+        <w:t>------------------------------------------------------------------------------</w:t>
+      </w:r>
+    </w:p>
+    <w:p>
+      <w:proofErr w:type="spellStart"/>
+      <w:r>
+        <w:t>raskolnikov</w:t>
+      </w:r>
+      <w:proofErr w:type="spellEnd"/>
+      <w:r>
+        <w:t xml:space="preserve">     Crime and Punishment         Crime and Punishment     </w:t>
+      </w:r>
+      <w:proofErr w:type="gramStart"/>
+      <w:r>
+        <w:t>YES  1.00</w:t>
+      </w:r>
+      <w:proofErr w:type="gramEnd"/>
+    </w:p>
+    <w:p>
+      <w:proofErr w:type="spellStart"/>
+      <w:r>
+        <w:t>gatsby</w:t>
+      </w:r>
+      <w:proofErr w:type="spellEnd"/>
+      <w:r>
+        <w:t xml:space="preserve">          The Great Gatsby             </w:t>
+      </w:r>
+      <w:proofErr w:type="gramStart"/>
+      <w:r>
+        <w:t>The</w:t>
+      </w:r>
+      <w:proofErr w:type="gramEnd"/>
+      <w:r>
+        <w:t xml:space="preserve"> Great Gatsby         </w:t>
+      </w:r>
+      <w:proofErr w:type="gramStart"/>
+      <w:r>
+        <w:t>YES  1.00</w:t>
+      </w:r>
+      <w:proofErr w:type="gramEnd"/>
+    </w:p>
+    <w:p>
+      <w:proofErr w:type="spellStart"/>
+      <w:r>
+        <w:t>karamazov</w:t>
+      </w:r>
+      <w:proofErr w:type="spellEnd"/>
+      <w:r>
+        <w:t xml:space="preserve">       The Brothers Karamazov       </w:t>
+      </w:r>
+      <w:proofErr w:type="gramStart"/>
+      <w:r>
+        <w:t>The</w:t>
+      </w:r>
+      <w:proofErr w:type="gramEnd"/>
+      <w:r>
+        <w:t xml:space="preserve"> Brothers Karamazov   </w:t>
+      </w:r>
+      <w:proofErr w:type="gramStart"/>
+      <w:r>
+        <w:t>YES  1.00</w:t>
+      </w:r>
+      <w:proofErr w:type="gramEnd"/>
+    </w:p>
+    <w:p>
+      <w:proofErr w:type="spellStart"/>
+      <w:r>
+        <w:t>zarathustra</w:t>
+      </w:r>
+      <w:proofErr w:type="spellEnd"/>
+      <w:r>
+        <w:t xml:space="preserve">     Thus Spake Zarathustra       Thus Spake Zarathustra   </w:t>
+      </w:r>
+      <w:proofErr w:type="gramStart"/>
+      <w:r>
+        <w:t>YES  1.00</w:t>
+      </w:r>
+      <w:proofErr w:type="gramEnd"/>
+    </w:p>
+    <w:p>
+      <w:r>
+        <w:t xml:space="preserve">huckleberry     </w:t>
+      </w:r>
+      <w:proofErr w:type="spellStart"/>
+      <w:r>
+        <w:t>Huckleberry</w:t>
+      </w:r>
+      <w:proofErr w:type="spellEnd"/>
+      <w:r>
+        <w:t xml:space="preserve"> Finn             </w:t>
+      </w:r>
+      <w:proofErr w:type="gramStart"/>
+      <w:r>
+        <w:t>The</w:t>
+      </w:r>
+      <w:proofErr w:type="gramEnd"/>
+      <w:r>
+        <w:t xml:space="preserve"> Adventures of Tom    NO   0.33</w:t>
+      </w:r>
+    </w:p>
+    <w:p>
+      <w:r>
+        <w:t xml:space="preserve">                                             Sawyer (rank 1)</w:t>
+      </w:r>
+    </w:p>
+    <w:p>
+      <w:proofErr w:type="spellStart"/>
+      <w:r>
+        <w:t>dracula</w:t>
+      </w:r>
+      <w:proofErr w:type="spellEnd"/>
+      <w:r>
+        <w:t xml:space="preserve">         Dracula                      </w:t>
+      </w:r>
+      <w:proofErr w:type="spellStart"/>
+      <w:r>
+        <w:t>Dracula</w:t>
+      </w:r>
+      <w:proofErr w:type="spellEnd"/>
+      <w:r>
+        <w:t xml:space="preserve">                  </w:t>
+      </w:r>
+      <w:proofErr w:type="gramStart"/>
+      <w:r>
+        <w:t>YES  1.00</w:t>
+      </w:r>
+      <w:proofErr w:type="gramEnd"/>
+    </w:p>
+    <w:p>
+      <w:proofErr w:type="spellStart"/>
+      <w:r>
+        <w:t>beowulf</w:t>
+      </w:r>
+      <w:proofErr w:type="spellEnd"/>
+      <w:r>
+        <w:t xml:space="preserve">         Beowulf                      </w:t>
+      </w:r>
+      <w:proofErr w:type="spellStart"/>
+      <w:r>
+        <w:t>Beowulf</w:t>
+      </w:r>
+      <w:proofErr w:type="spellEnd"/>
+      <w:r>
+        <w:t xml:space="preserve">                  </w:t>
+      </w:r>
+      <w:proofErr w:type="gramStart"/>
+      <w:r>
+        <w:t>YES  1.00</w:t>
+      </w:r>
+      <w:proofErr w:type="gramEnd"/>
+    </w:p>
+    <w:p>
+      <w:proofErr w:type="spellStart"/>
+      <w:r>
+        <w:t>odysseus</w:t>
+      </w:r>
+      <w:proofErr w:type="spellEnd"/>
+      <w:r>
+        <w:t xml:space="preserve">        The Odyssey                  </w:t>
+      </w:r>
+      <w:proofErr w:type="gramStart"/>
+      <w:r>
+        <w:t>The</w:t>
+      </w:r>
+      <w:proofErr w:type="gramEnd"/>
+      <w:r>
+        <w:t xml:space="preserve"> Odyssey              </w:t>
+      </w:r>
+      <w:proofErr w:type="gramStart"/>
+      <w:r>
+        <w:t>YES  1.00</w:t>
+      </w:r>
+      <w:proofErr w:type="gramEnd"/>
+    </w:p>
+    <w:p>
+      <w:r>
+        <w:t xml:space="preserve">leviathan       </w:t>
+      </w:r>
+      <w:proofErr w:type="spellStart"/>
+      <w:r>
+        <w:t>Leviathan</w:t>
+      </w:r>
+      <w:proofErr w:type="spellEnd"/>
+      <w:r>
+        <w:t xml:space="preserve">                    </w:t>
+      </w:r>
+      <w:proofErr w:type="spellStart"/>
+      <w:r>
+        <w:t>Leviathan</w:t>
+      </w:r>
+      <w:proofErr w:type="spellEnd"/>
+      <w:r>
+        <w:t xml:space="preserve">                </w:t>
+      </w:r>
+      <w:proofErr w:type="gramStart"/>
+      <w:r>
+        <w:t>YES  1.00</w:t>
+      </w:r>
+      <w:proofErr w:type="gramEnd"/>
+    </w:p>
+    <w:p>
+      <w:proofErr w:type="spellStart"/>
+      <w:r>
+        <w:t>gregor</w:t>
+      </w:r>
+      <w:proofErr w:type="spellEnd"/>
+      <w:r>
+        <w:t xml:space="preserve">          Metamorphosis                </w:t>
+      </w:r>
+      <w:proofErr w:type="spellStart"/>
+      <w:r>
+        <w:t>Metamorphosis</w:t>
+      </w:r>
+      <w:proofErr w:type="spellEnd"/>
+      <w:r>
+        <w:t xml:space="preserve">            </w:t>
+      </w:r>
+      <w:proofErr w:type="gramStart"/>
+      <w:r>
+        <w:t>YES  1.00</w:t>
+      </w:r>
+      <w:proofErr w:type="gramEnd"/>
     </w:p>
     <w:p/>
     <w:p>
       <w:r>
-        <w:t xml:space="preserve">  Keyword queries (10): unique character names or highly distinctive</w:t>
-      </w:r>
-    </w:p>
-    <w:p>
-      <w:r>
-        <w:t xml:space="preserve">  terms (e.g., "raskolnikov", "ahab", "zarathustra"). These names</w:t>
-      </w:r>
-    </w:p>
-    <w:p>
-      <w:r>
-        <w:t xml:space="preserve">  appear almost exclusively in their source books.</w:t>
-      </w:r>
+        <w:t xml:space="preserve">P@1:  </w:t>
+      </w:r>
+      <w:proofErr w:type="gramStart"/>
+      <w:r>
+        <w:t>0.900  (</w:t>
+      </w:r>
+      <w:proofErr w:type="gramEnd"/>
+      <w:r>
+        <w:t>9/10 correct at rank 1)</w:t>
+      </w:r>
+    </w:p>
+    <w:p>
+      <w:r>
+        <w:t>MRR</w:t>
+      </w:r>
+      <w:proofErr w:type="gramStart"/>
+      <w:r>
+        <w:t>:  0.933</w:t>
+      </w:r>
+      <w:proofErr w:type="gramEnd"/>
     </w:p>
     <w:p/>
     <w:p>
       <w:r>
-        <w:t xml:space="preserve">  Phrase queries (5): two-word phrases composed of adjacent content</w:t>
-      </w:r>
-    </w:p>
-    <w:p>
-      <w:r>
-        <w:t xml:space="preserve">  words with no stopwords between them (e.g., "white whale",</w:t>
-      </w:r>
-    </w:p>
-    <w:p>
-      <w:r>
-        <w:t xml:space="preserve">  "dorian gray"). Stopwords between query terms cause phrase search</w:t>
-      </w:r>
-    </w:p>
-    <w:p>
-      <w:r>
-        <w:t xml:space="preserve">  to fail (explained in error analysis), so queries were chosen</w:t>
-      </w:r>
-    </w:p>
-    <w:p>
-      <w:r>
-        <w:t xml:space="preserve">  to avoid this.</w:t>
+        <w:t>PHRASE + WILDCARD RESULTS (retrieval rate)</w:t>
+      </w:r>
+    </w:p>
+    <w:p>
+      <w:r>
+        <w:t>------------------------------------------</w:t>
+      </w:r>
+    </w:p>
+    <w:p>
+      <w:r>
+        <w:t>Query                    Expected Book               Found   N</w:t>
+      </w:r>
+    </w:p>
+    <w:p>
+      <w:r>
+        <w:t>--------------------------------------------------------------</w:t>
+      </w:r>
+    </w:p>
+    <w:p>
+      <w:r>
+        <w:t>"</w:t>
+      </w:r>
+      <w:proofErr w:type="spellStart"/>
+      <w:proofErr w:type="gramStart"/>
+      <w:r>
+        <w:t>dorian</w:t>
+      </w:r>
+      <w:proofErr w:type="spellEnd"/>
+      <w:proofErr w:type="gramEnd"/>
+      <w:r>
+        <w:t xml:space="preserve"> gray"            The Picture of Dorian </w:t>
+      </w:r>
+      <w:proofErr w:type="gramStart"/>
+      <w:r>
+        <w:t>Gray  YES</w:t>
+      </w:r>
+      <w:proofErr w:type="gramEnd"/>
+      <w:r>
+        <w:t xml:space="preserve">     1</w:t>
+      </w:r>
+    </w:p>
+    <w:p>
+      <w:r>
+        <w:lastRenderedPageBreak/>
+        <w:t>"</w:t>
+      </w:r>
+      <w:proofErr w:type="gramStart"/>
+      <w:r>
+        <w:t>sherlock</w:t>
+      </w:r>
+      <w:proofErr w:type="gramEnd"/>
+      <w:r>
+        <w:t xml:space="preserve"> </w:t>
+      </w:r>
+      <w:proofErr w:type="spellStart"/>
+      <w:r>
+        <w:t>holmes</w:t>
+      </w:r>
+      <w:proofErr w:type="spellEnd"/>
+      <w:r>
+        <w:t>"        A Study in Scarlet (+Doyle) YES     7</w:t>
+      </w:r>
+    </w:p>
+    <w:p>
+      <w:r>
+        <w:t>"</w:t>
+      </w:r>
+      <w:proofErr w:type="gramStart"/>
+      <w:r>
+        <w:t>great</w:t>
+      </w:r>
+      <w:proofErr w:type="gramEnd"/>
+      <w:r>
+        <w:t xml:space="preserve"> expectations"     Great Expectations          YES     6</w:t>
+      </w:r>
+    </w:p>
+    <w:p>
+      <w:r>
+        <w:t>"</w:t>
+      </w:r>
+      <w:proofErr w:type="gramStart"/>
+      <w:r>
+        <w:t>war</w:t>
+      </w:r>
+      <w:proofErr w:type="gramEnd"/>
+      <w:r>
+        <w:t xml:space="preserve"> and peace"</w:t>
+      </w:r>
+      <w:proofErr w:type="gramStart"/>
+      <w:r>
+        <w:t xml:space="preserve">   [</w:t>
+      </w:r>
+      <w:proofErr w:type="spellStart"/>
+      <w:r>
+        <w:t>sw</w:t>
+      </w:r>
+      <w:proofErr w:type="spellEnd"/>
+      <w:r>
+        <w:t xml:space="preserve">]   </w:t>
+      </w:r>
+      <w:proofErr w:type="gramEnd"/>
+      <w:r>
+        <w:t>War and Peace               YES     10</w:t>
+      </w:r>
+    </w:p>
+    <w:p>
+      <w:r>
+        <w:t>"</w:t>
+      </w:r>
+      <w:proofErr w:type="spellStart"/>
+      <w:proofErr w:type="gramStart"/>
+      <w:r>
+        <w:t>jekyll</w:t>
+      </w:r>
+      <w:proofErr w:type="spellEnd"/>
+      <w:proofErr w:type="gramEnd"/>
+      <w:r>
+        <w:t xml:space="preserve"> and </w:t>
+      </w:r>
+      <w:proofErr w:type="spellStart"/>
+      <w:r>
+        <w:t>hyde</w:t>
+      </w:r>
+      <w:proofErr w:type="spellEnd"/>
+      <w:r>
+        <w:t>" [</w:t>
+      </w:r>
+      <w:proofErr w:type="spellStart"/>
+      <w:proofErr w:type="gramStart"/>
+      <w:r>
+        <w:t>sw</w:t>
+      </w:r>
+      <w:proofErr w:type="spellEnd"/>
+      <w:r>
+        <w:t xml:space="preserve">]   </w:t>
+      </w:r>
+      <w:proofErr w:type="gramEnd"/>
+      <w:r>
+        <w:t>Dr. Jekyll and Mr. Hyde     YES     1</w:t>
+      </w:r>
+    </w:p>
+    <w:p>
+      <w:proofErr w:type="spellStart"/>
+      <w:r>
+        <w:t>dracul</w:t>
+      </w:r>
+      <w:proofErr w:type="spellEnd"/>
+      <w:r>
+        <w:t>*                  Dracula                     YES     1</w:t>
+      </w:r>
+    </w:p>
+    <w:p>
+      <w:proofErr w:type="spellStart"/>
+      <w:r>
+        <w:t>karamaz</w:t>
+      </w:r>
+      <w:proofErr w:type="spellEnd"/>
+      <w:r>
+        <w:t>*                 The Brothers Karamazov      YES     2</w:t>
+      </w:r>
+    </w:p>
+    <w:p>
+      <w:proofErr w:type="spellStart"/>
+      <w:r>
+        <w:t>zarathustr</w:t>
+      </w:r>
+      <w:proofErr w:type="spellEnd"/>
+      <w:r>
+        <w:t>*              Thus Spake Zarathustra      YES     4</w:t>
+      </w:r>
+    </w:p>
+    <w:p>
+      <w:proofErr w:type="spellStart"/>
+      <w:r>
+        <w:t>huckleberr</w:t>
+      </w:r>
+      <w:proofErr w:type="spellEnd"/>
+      <w:r>
+        <w:t>*              Huckleberry Finn            YES     3</w:t>
+      </w:r>
+    </w:p>
+    <w:p>
+      <w:proofErr w:type="spellStart"/>
+      <w:r>
+        <w:t>raskolnik</w:t>
+      </w:r>
+      <w:proofErr w:type="spellEnd"/>
+      <w:r>
+        <w:t>*               Crime and Punishment        YES     1</w:t>
       </w:r>
     </w:p>
     <w:p/>
     <w:p>
       <w:r>
-        <w:t xml:space="preserve">  Wildcard queries (5): prefix/suffix patterns targeting unique</w:t>
-      </w:r>
-    </w:p>
-    <w:p>
-      <w:r>
-        <w:t xml:space="preserve">  character or title stems (e.g., "dracul*", "karamaz*").</w:t>
+        <w:t xml:space="preserve">Retrieval rate: </w:t>
+      </w:r>
+      <w:proofErr w:type="gramStart"/>
+      <w:r>
+        <w:t>1.000  (</w:t>
+      </w:r>
+      <w:proofErr w:type="gramEnd"/>
+      <w:r>
+        <w:t>10/10)</w:t>
+      </w:r>
+    </w:p>
+    <w:p>
+      <w:r>
+        <w:t>[</w:t>
+      </w:r>
+      <w:proofErr w:type="spellStart"/>
+      <w:r>
+        <w:t>sw</w:t>
+      </w:r>
+      <w:proofErr w:type="spellEnd"/>
+      <w:r>
+        <w:t xml:space="preserve">] = phrase contains a </w:t>
+      </w:r>
+      <w:proofErr w:type="spellStart"/>
+      <w:r>
+        <w:t>stopword</w:t>
+      </w:r>
+      <w:proofErr w:type="spellEnd"/>
+      <w:r>
+        <w:t xml:space="preserve"> between content words</w:t>
       </w:r>
     </w:p>
     <w:p/>
-    <w:p/>
-    <w:p/>
-    <w:p>
-      <w:pPr>
-        <w:pBdr>
-          <w:bottom w:val="single" w:sz="6" w:space="1" w:color="auto"/>
-        </w:pBdr>
-      </w:pPr>
-      <w:r>
-        <w:lastRenderedPageBreak/>
-        <w:t>RESULTS</w:t>
-      </w:r>
-    </w:p>
-    <w:tbl>
-      <w:tblPr>
-        <w:tblW w:w="9360" w:type="dxa"/>
-        <w:tblBorders>
-          <w:top w:val="single" w:sz="4" w:space="0" w:color="CCCCCC"/>
-          <w:left w:val="single" w:sz="4" w:space="0" w:color="CCCCCC"/>
-          <w:bottom w:val="single" w:sz="4" w:space="0" w:color="CCCCCC"/>
-          <w:right w:val="single" w:sz="4" w:space="0" w:color="CCCCCC"/>
-          <w:insideH w:val="single" w:sz="4" w:space="0" w:color="CCCCCC"/>
-          <w:insideV w:val="single" w:sz="4" w:space="0" w:color="CCCCCC"/>
-        </w:tblBorders>
-        <w:tblLook w:val="04A0" w:firstRow="1" w:lastRow="0" w:firstColumn="1" w:lastColumn="0" w:noHBand="0" w:noVBand="1"/>
-      </w:tblPr>
-      <w:tblGrid>
-        <w:gridCol w:w="2600"/>
-        <w:gridCol w:w="4160"/>
-        <w:gridCol w:w="1300"/>
-        <w:gridCol w:w="1300"/>
-      </w:tblGrid>
-      <w:tr>
-        <w:trPr>
-          <w:tblHeader/>
-        </w:trPr>
-        <w:tc>
-          <w:tcPr>
-            <w:tcW w:w="2600" w:type="dxa"/>
-          </w:tcPr>
-          <w:p>
-            <w:pPr>
-              <w:rPr>
-                <w:b/>
-              </w:rPr>
-            </w:pPr>
-            <w:r>
-              <w:rPr>
-                <w:b/>
-              </w:rPr>
-              <w:t>Query</w:t>
-            </w:r>
-          </w:p>
-        </w:tc>
-        <w:tc>
-          <w:tcPr>
-            <w:tcW w:w="4160" w:type="dxa"/>
-          </w:tcPr>
-          <w:p>
-            <w:pPr>
-              <w:rPr>
-                <w:b/>
-              </w:rPr>
-            </w:pPr>
-            <w:r>
-              <w:rPr>
-                <w:b/>
-              </w:rPr>
-              <w:t>Expected Book</w:t>
-            </w:r>
-          </w:p>
-        </w:tc>
-        <w:tc>
-          <w:tcPr>
-            <w:tcW w:w="1300" w:type="dxa"/>
-          </w:tcPr>
-          <w:p>
-            <w:pPr>
-              <w:jc w:val="center"/>
-              <w:rPr>
-                <w:b/>
-              </w:rPr>
-            </w:pPr>
-            <w:r>
-              <w:rPr>
-                <w:b/>
-              </w:rPr>
-              <w:t>Found</w:t>
-            </w:r>
-          </w:p>
-        </w:tc>
-        <w:tc>
-          <w:tcPr>
-            <w:tcW w:w="1300" w:type="dxa"/>
-          </w:tcPr>
-          <w:p>
-            <w:pPr>
-              <w:jc w:val="center"/>
-              <w:rPr>
-                <w:b/>
-              </w:rPr>
-            </w:pPr>
-            <w:r>
-              <w:rPr>
-                <w:b/>
-              </w:rPr>
-              <w:t>N Results</w:t>
-            </w:r>
-          </w:p>
-        </w:tc>
-      </w:tr>
-      <w:tr>
-        <w:tc>
-          <w:tcPr>
-            <w:tcW w:w="2600" w:type="dxa"/>
-          </w:tcPr>
-          <w:p>
-            <w:r>
-              <w:t>raskolnikov</w:t>
-            </w:r>
-          </w:p>
-        </w:tc>
-        <w:tc>
-          <w:tcPr>
-            <w:tcW w:w="4160" w:type="dxa"/>
-          </w:tcPr>
-          <w:p>
-            <w:r>
-              <w:t>Crime and Punishment</w:t>
-            </w:r>
-          </w:p>
-        </w:tc>
-        <w:tc>
-          <w:tcPr>
-            <w:tcW w:w="1300" w:type="dxa"/>
-          </w:tcPr>
-          <w:p>
-            <w:pPr>
-              <w:jc w:val="center"/>
-            </w:pPr>
-            <w:r>
-              <w:t>YES</w:t>
-            </w:r>
-          </w:p>
-        </w:tc>
-        <w:tc>
-          <w:tcPr>
-            <w:tcW w:w="1300" w:type="dxa"/>
-          </w:tcPr>
-          <w:p>
-            <w:pPr>
-              <w:jc w:val="center"/>
-            </w:pPr>
-            <w:r>
-              <w:t>1</w:t>
-            </w:r>
-          </w:p>
-        </w:tc>
-      </w:tr>
-      <w:tr>
-        <w:tc>
-          <w:tcPr>
-            <w:tcW w:w="2600" w:type="dxa"/>
-          </w:tcPr>
-          <w:p>
-            <w:r>
-              <w:t>gatsby</w:t>
-            </w:r>
-          </w:p>
-        </w:tc>
-        <w:tc>
-          <w:tcPr>
-            <w:tcW w:w="4160" w:type="dxa"/>
-          </w:tcPr>
-          <w:p>
-            <w:r>
-              <w:t>The Great Gatsby</w:t>
-            </w:r>
-          </w:p>
-        </w:tc>
-        <w:tc>
-          <w:tcPr>
-            <w:tcW w:w="1300" w:type="dxa"/>
-          </w:tcPr>
-          <w:p>
-            <w:pPr>
-              <w:jc w:val="center"/>
-            </w:pPr>
-            <w:r>
-              <w:t>YES</w:t>
-            </w:r>
-          </w:p>
-        </w:tc>
-        <w:tc>
-          <w:tcPr>
-            <w:tcW w:w="1300" w:type="dxa"/>
-          </w:tcPr>
-          <w:p>
-            <w:pPr>
-              <w:jc w:val="center"/>
-            </w:pPr>
-            <w:r>
-              <w:t>1</w:t>
-            </w:r>
-          </w:p>
-        </w:tc>
-      </w:tr>
-      <w:tr>
-        <w:tc>
-          <w:tcPr>
-            <w:tcW w:w="2600" w:type="dxa"/>
-          </w:tcPr>
-          <w:p>
-            <w:r>
-              <w:t>karamazov</w:t>
-            </w:r>
-          </w:p>
-        </w:tc>
-        <w:tc>
-          <w:tcPr>
-            <w:tcW w:w="4160" w:type="dxa"/>
-          </w:tcPr>
-          <w:p>
-            <w:r>
-              <w:t>The Brothers Karamazov</w:t>
-            </w:r>
-          </w:p>
-        </w:tc>
-        <w:tc>
-          <w:tcPr>
-            <w:tcW w:w="1300" w:type="dxa"/>
-          </w:tcPr>
-          <w:p>
-            <w:pPr>
-              <w:jc w:val="center"/>
-            </w:pPr>
-            <w:r>
-              <w:t>YES</w:t>
-            </w:r>
-          </w:p>
-        </w:tc>
-        <w:tc>
-          <w:tcPr>
-            <w:tcW w:w="1300" w:type="dxa"/>
-          </w:tcPr>
-          <w:p>
-            <w:pPr>
-              <w:jc w:val="center"/>
-            </w:pPr>
-            <w:r>
-              <w:t>2</w:t>
-            </w:r>
-          </w:p>
-        </w:tc>
-      </w:tr>
-      <w:tr>
-        <w:tc>
-          <w:tcPr>
-            <w:tcW w:w="2600" w:type="dxa"/>
-          </w:tcPr>
-          <w:p>
-            <w:r>
-              <w:t>zarathustra</w:t>
-            </w:r>
-          </w:p>
-        </w:tc>
-        <w:tc>
-          <w:tcPr>
-            <w:tcW w:w="4160" w:type="dxa"/>
-          </w:tcPr>
-          <w:p>
-            <w:r>
-              <w:t>Thus Spake Zarathustra</w:t>
-            </w:r>
-          </w:p>
-        </w:tc>
-        <w:tc>
-          <w:tcPr>
-            <w:tcW w:w="1300" w:type="dxa"/>
-          </w:tcPr>
-          <w:p>
-            <w:pPr>
-              <w:jc w:val="center"/>
-            </w:pPr>
-            <w:r>
-              <w:t>YES</w:t>
-            </w:r>
-          </w:p>
-        </w:tc>
-        <w:tc>
-          <w:tcPr>
-            <w:tcW w:w="1300" w:type="dxa"/>
-          </w:tcPr>
-          <w:p>
-            <w:pPr>
-              <w:jc w:val="center"/>
-            </w:pPr>
-            <w:r>
-              <w:t>4</w:t>
-            </w:r>
-          </w:p>
-        </w:tc>
-      </w:tr>
-      <w:tr>
-        <w:tc>
-          <w:tcPr>
-            <w:tcW w:w="2600" w:type="dxa"/>
-          </w:tcPr>
-          <w:p>
-            <w:r>
-              <w:t>huckleberry</w:t>
-            </w:r>
-          </w:p>
-        </w:tc>
-        <w:tc>
-          <w:tcPr>
-            <w:tcW w:w="4160" w:type="dxa"/>
-          </w:tcPr>
-          <w:p>
-            <w:r>
-              <w:t>Adventures of Huckleberry Finn</w:t>
-            </w:r>
-          </w:p>
-        </w:tc>
-        <w:tc>
-          <w:tcPr>
-            <w:tcW w:w="1300" w:type="dxa"/>
-          </w:tcPr>
-          <w:p>
-            <w:pPr>
-              <w:jc w:val="center"/>
-            </w:pPr>
-            <w:r>
-              <w:t>YES</w:t>
-            </w:r>
-          </w:p>
-        </w:tc>
-        <w:tc>
-          <w:tcPr>
-            <w:tcW w:w="1300" w:type="dxa"/>
-          </w:tcPr>
-          <w:p>
-            <w:pPr>
-              <w:jc w:val="center"/>
-            </w:pPr>
-            <w:r>
-              <w:t>3</w:t>
-            </w:r>
-          </w:p>
-        </w:tc>
-      </w:tr>
-      <w:tr>
-        <w:tc>
-          <w:tcPr>
-            <w:tcW w:w="2600" w:type="dxa"/>
-          </w:tcPr>
-          <w:p>
-            <w:r>
-              <w:t>dracula</w:t>
-            </w:r>
-          </w:p>
-        </w:tc>
-        <w:tc>
-          <w:tcPr>
-            <w:tcW w:w="4160" w:type="dxa"/>
-          </w:tcPr>
-          <w:p>
-            <w:r>
-              <w:t>Dracula</w:t>
-            </w:r>
-          </w:p>
-        </w:tc>
-        <w:tc>
-          <w:tcPr>
-            <w:tcW w:w="1300" w:type="dxa"/>
-          </w:tcPr>
-          <w:p>
-            <w:pPr>
-              <w:jc w:val="center"/>
-            </w:pPr>
-            <w:r>
-              <w:t>YES</w:t>
-            </w:r>
-          </w:p>
-        </w:tc>
-        <w:tc>
-          <w:tcPr>
-            <w:tcW w:w="1300" w:type="dxa"/>
-          </w:tcPr>
-          <w:p>
-            <w:pPr>
-              <w:jc w:val="center"/>
-            </w:pPr>
-            <w:r>
-              <w:t>1</w:t>
-            </w:r>
-          </w:p>
-        </w:tc>
-      </w:tr>
-      <w:tr>
-        <w:tc>
-          <w:tcPr>
-            <w:tcW w:w="2600" w:type="dxa"/>
-          </w:tcPr>
-          <w:p>
-            <w:r>
-              <w:t>beowulf</w:t>
-            </w:r>
-          </w:p>
-        </w:tc>
-        <w:tc>
-          <w:tcPr>
-            <w:tcW w:w="4160" w:type="dxa"/>
-          </w:tcPr>
-          <w:p>
-            <w:r>
-              <w:t>Beowulf</w:t>
-            </w:r>
-          </w:p>
-        </w:tc>
-        <w:tc>
-          <w:tcPr>
-            <w:tcW w:w="1300" w:type="dxa"/>
-          </w:tcPr>
-          <w:p>
-            <w:pPr>
-              <w:jc w:val="center"/>
-            </w:pPr>
-            <w:r>
-              <w:t>YES</w:t>
-            </w:r>
-          </w:p>
-        </w:tc>
-        <w:tc>
-          <w:tcPr>
-            <w:tcW w:w="1300" w:type="dxa"/>
-          </w:tcPr>
-          <w:p>
-            <w:pPr>
-              <w:jc w:val="center"/>
-            </w:pPr>
-            <w:r>
-              <w:t>2</w:t>
-            </w:r>
-          </w:p>
-        </w:tc>
-      </w:tr>
-      <w:tr>
-        <w:tc>
-          <w:tcPr>
-            <w:tcW w:w="2600" w:type="dxa"/>
-          </w:tcPr>
-          <w:p>
-            <w:r>
-              <w:t>odysseus</w:t>
-            </w:r>
-          </w:p>
-        </w:tc>
-        <w:tc>
-          <w:tcPr>
-            <w:tcW w:w="4160" w:type="dxa"/>
-          </w:tcPr>
-          <w:p>
-            <w:r>
-              <w:t>The Odyssey</w:t>
-            </w:r>
-          </w:p>
-        </w:tc>
-        <w:tc>
-          <w:tcPr>
-            <w:tcW w:w="1300" w:type="dxa"/>
-          </w:tcPr>
-          <w:p>
-            <w:pPr>
-              <w:jc w:val="center"/>
-            </w:pPr>
-            <w:r>
-              <w:t>YES</w:t>
-            </w:r>
-          </w:p>
-        </w:tc>
-        <w:tc>
-          <w:tcPr>
-            <w:tcW w:w="1300" w:type="dxa"/>
-          </w:tcPr>
-          <w:p>
-            <w:pPr>
-              <w:jc w:val="center"/>
-            </w:pPr>
-            <w:r>
-              <w:t>4</w:t>
-            </w:r>
-          </w:p>
-        </w:tc>
-      </w:tr>
-      <w:tr>
-        <w:tc>
-          <w:tcPr>
-            <w:tcW w:w="2600" w:type="dxa"/>
-          </w:tcPr>
-          <w:p>
-            <w:r>
-              <w:t>leviathan</w:t>
-            </w:r>
-          </w:p>
-        </w:tc>
-        <w:tc>
-          <w:tcPr>
-            <w:tcW w:w="4160" w:type="dxa"/>
-          </w:tcPr>
-          <w:p>
-            <w:r>
-              <w:t>Leviathan</w:t>
-            </w:r>
-          </w:p>
-        </w:tc>
-        <w:tc>
-          <w:tcPr>
-            <w:tcW w:w="1300" w:type="dxa"/>
-          </w:tcPr>
-          <w:p>
-            <w:pPr>
-              <w:jc w:val="center"/>
-            </w:pPr>
-            <w:r>
-              <w:t>YES</w:t>
-            </w:r>
-          </w:p>
-        </w:tc>
-        <w:tc>
-          <w:tcPr>
-            <w:tcW w:w="1300" w:type="dxa"/>
-          </w:tcPr>
-          <w:p>
-            <w:pPr>
-              <w:jc w:val="center"/>
-            </w:pPr>
-            <w:r>
-              <w:t>7</w:t>
-            </w:r>
-          </w:p>
-        </w:tc>
-      </w:tr>
-      <w:tr>
-        <w:tc>
-          <w:tcPr>
-            <w:tcW w:w="2600" w:type="dxa"/>
-          </w:tcPr>
-          <w:p>
-            <w:r>
-              <w:t>gregor</w:t>
-            </w:r>
-          </w:p>
-        </w:tc>
-        <w:tc>
-          <w:tcPr>
-            <w:tcW w:w="4160" w:type="dxa"/>
-          </w:tcPr>
-          <w:p>
-            <w:r>
-              <w:t>Metamorphosis</w:t>
-            </w:r>
-          </w:p>
-        </w:tc>
-        <w:tc>
-          <w:tcPr>
-            <w:tcW w:w="1300" w:type="dxa"/>
-          </w:tcPr>
-          <w:p>
-            <w:pPr>
-              <w:jc w:val="center"/>
-            </w:pPr>
-            <w:r>
-              <w:t>YES</w:t>
-            </w:r>
-          </w:p>
-        </w:tc>
-        <w:tc>
-          <w:tcPr>
-            <w:tcW w:w="1300" w:type="dxa"/>
-          </w:tcPr>
-          <w:p>
-            <w:pPr>
-              <w:jc w:val="center"/>
-            </w:pPr>
-            <w:r>
-              <w:t>8</w:t>
-            </w:r>
-          </w:p>
-        </w:tc>
-      </w:tr>
-      <w:tr>
-        <w:tc>
-          <w:tcPr>
-            <w:tcW w:w="2600" w:type="dxa"/>
-          </w:tcPr>
-          <w:p>
-            <w:r>
-              <w:t>"dorian gray"</w:t>
-            </w:r>
-          </w:p>
-        </w:tc>
-        <w:tc>
-          <w:tcPr>
-            <w:tcW w:w="4160" w:type="dxa"/>
-          </w:tcPr>
-          <w:p>
-            <w:r>
-              <w:t>The Picture of Dorian Gray</w:t>
-            </w:r>
-          </w:p>
-        </w:tc>
-        <w:tc>
-          <w:tcPr>
-            <w:tcW w:w="1300" w:type="dxa"/>
-          </w:tcPr>
-          <w:p>
-            <w:pPr>
-              <w:jc w:val="center"/>
-            </w:pPr>
-            <w:r>
-              <w:t>YES</w:t>
-            </w:r>
-          </w:p>
-        </w:tc>
-        <w:tc>
-          <w:tcPr>
-            <w:tcW w:w="1300" w:type="dxa"/>
-          </w:tcPr>
-          <w:p>
-            <w:pPr>
-              <w:jc w:val="center"/>
-            </w:pPr>
-            <w:r>
-              <w:t>1</w:t>
-            </w:r>
-          </w:p>
-        </w:tc>
-      </w:tr>
-      <w:tr>
-        <w:tc>
-          <w:tcPr>
-            <w:tcW w:w="2600" w:type="dxa"/>
-          </w:tcPr>
-          <w:p>
-            <w:r>
-              <w:t>"sherlock holmes"</w:t>
-            </w:r>
-          </w:p>
-        </w:tc>
-        <w:tc>
-          <w:tcPr>
-            <w:tcW w:w="4160" w:type="dxa"/>
-          </w:tcPr>
-          <w:p>
-            <w:r>
-              <w:t>A Study in Scarlet (+ Doyle)</w:t>
-            </w:r>
-          </w:p>
-        </w:tc>
-        <w:tc>
-          <w:tcPr>
-            <w:tcW w:w="1300" w:type="dxa"/>
-          </w:tcPr>
-          <w:p>
-            <w:pPr>
-              <w:jc w:val="center"/>
-            </w:pPr>
-            <w:r>
-              <w:t>YES</w:t>
-            </w:r>
-          </w:p>
-        </w:tc>
-        <w:tc>
-          <w:tcPr>
-            <w:tcW w:w="1300" w:type="dxa"/>
-          </w:tcPr>
-          <w:p>
-            <w:pPr>
-              <w:jc w:val="center"/>
-            </w:pPr>
-            <w:r>
-              <w:t>7</w:t>
-            </w:r>
-          </w:p>
-        </w:tc>
-      </w:tr>
-      <w:tr>
-        <w:tc>
-          <w:tcPr>
-            <w:tcW w:w="2600" w:type="dxa"/>
-          </w:tcPr>
-          <w:p>
-            <w:r>
-              <w:t>"great expectations"</w:t>
-            </w:r>
-          </w:p>
-        </w:tc>
-        <w:tc>
-          <w:tcPr>
-            <w:tcW w:w="4160" w:type="dxa"/>
-          </w:tcPr>
-          <w:p>
-            <w:r>
-              <w:t>Great Expectations</w:t>
-            </w:r>
-          </w:p>
-        </w:tc>
-        <w:tc>
-          <w:tcPr>
-            <w:tcW w:w="1300" w:type="dxa"/>
-          </w:tcPr>
-          <w:p>
-            <w:pPr>
-              <w:jc w:val="center"/>
-            </w:pPr>
-            <w:r>
-              <w:t>YES</w:t>
-            </w:r>
-          </w:p>
-        </w:tc>
-        <w:tc>
-          <w:tcPr>
-            <w:tcW w:w="1300" w:type="dxa"/>
-          </w:tcPr>
-          <w:p>
-            <w:pPr>
-              <w:jc w:val="center"/>
-            </w:pPr>
-            <w:r>
-              <w:t>6</w:t>
-            </w:r>
-          </w:p>
-        </w:tc>
-      </w:tr>
-      <w:tr>
-        <w:tc>
-          <w:tcPr>
-            <w:tcW w:w="2600" w:type="dxa"/>
-          </w:tcPr>
-          <w:p>
-            <w:r>
-              <w:t>"war and peace" [stopword]</w:t>
-            </w:r>
-          </w:p>
-        </w:tc>
-        <w:tc>
-          <w:tcPr>
-            <w:tcW w:w="4160" w:type="dxa"/>
-          </w:tcPr>
-          <w:p>
-            <w:r>
-              <w:t>War and Peace</w:t>
-            </w:r>
-          </w:p>
-        </w:tc>
-        <w:tc>
-          <w:tcPr>
-            <w:tcW w:w="1300" w:type="dxa"/>
-          </w:tcPr>
-          <w:p>
-            <w:pPr>
-              <w:jc w:val="center"/>
-            </w:pPr>
-            <w:r>
-              <w:t>YES</w:t>
-            </w:r>
-          </w:p>
-        </w:tc>
-        <w:tc>
-          <w:tcPr>
-            <w:tcW w:w="1300" w:type="dxa"/>
-          </w:tcPr>
-          <w:p>
-            <w:pPr>
-              <w:jc w:val="center"/>
-            </w:pPr>
-            <w:r>
-              <w:t>10</w:t>
-            </w:r>
-          </w:p>
-        </w:tc>
-      </w:tr>
-      <w:tr>
-        <w:tc>
-          <w:tcPr>
-            <w:tcW w:w="2600" w:type="dxa"/>
-          </w:tcPr>
-          <w:p>
-            <w:r>
-              <w:t>"jekyll and hyde" [stopword]</w:t>
-            </w:r>
-          </w:p>
-        </w:tc>
-        <w:tc>
-          <w:tcPr>
-            <w:tcW w:w="4160" w:type="dxa"/>
-          </w:tcPr>
-          <w:p>
-            <w:r>
-              <w:t>Dr. Jekyll and Mr. Hyde</w:t>
-            </w:r>
-          </w:p>
-        </w:tc>
-        <w:tc>
-          <w:tcPr>
-            <w:tcW w:w="1300" w:type="dxa"/>
-          </w:tcPr>
-          <w:p>
-            <w:pPr>
-              <w:jc w:val="center"/>
-            </w:pPr>
-            <w:r>
-              <w:t>YES</w:t>
-            </w:r>
-          </w:p>
-        </w:tc>
-        <w:tc>
-          <w:tcPr>
-            <w:tcW w:w="1300" w:type="dxa"/>
-          </w:tcPr>
-          <w:p>
-            <w:pPr>
-              <w:jc w:val="center"/>
-            </w:pPr>
-            <w:r>
-              <w:t>1</w:t>
-            </w:r>
-          </w:p>
-        </w:tc>
-      </w:tr>
-      <w:tr>
-        <w:tc>
-          <w:tcPr>
-            <w:tcW w:w="2600" w:type="dxa"/>
-          </w:tcPr>
-          <w:p>
-            <w:r>
-              <w:t>dracul*</w:t>
-            </w:r>
-          </w:p>
-        </w:tc>
-        <w:tc>
-          <w:tcPr>
-            <w:tcW w:w="4160" w:type="dxa"/>
-          </w:tcPr>
-          <w:p>
-            <w:r>
-              <w:t>Dracula</w:t>
-            </w:r>
-          </w:p>
-        </w:tc>
-        <w:tc>
-          <w:tcPr>
-            <w:tcW w:w="1300" w:type="dxa"/>
-          </w:tcPr>
-          <w:p>
-            <w:pPr>
-              <w:jc w:val="center"/>
-            </w:pPr>
-            <w:r>
-              <w:t>YES</w:t>
-            </w:r>
-          </w:p>
-        </w:tc>
-        <w:tc>
-          <w:tcPr>
-            <w:tcW w:w="1300" w:type="dxa"/>
-          </w:tcPr>
-          <w:p>
-            <w:pPr>
-              <w:jc w:val="center"/>
-            </w:pPr>
-            <w:r>
-              <w:t>1</w:t>
-            </w:r>
-          </w:p>
-        </w:tc>
-      </w:tr>
-      <w:tr>
-        <w:tc>
-          <w:tcPr>
-            <w:tcW w:w="2600" w:type="dxa"/>
-          </w:tcPr>
-          <w:p>
-            <w:r>
-              <w:t>karamaz*</w:t>
-            </w:r>
-          </w:p>
-        </w:tc>
-        <w:tc>
-          <w:tcPr>
-            <w:tcW w:w="4160" w:type="dxa"/>
-          </w:tcPr>
-          <w:p>
-            <w:r>
-              <w:t>The Brothers Karamazov</w:t>
-            </w:r>
-          </w:p>
-        </w:tc>
-        <w:tc>
-          <w:tcPr>
-            <w:tcW w:w="1300" w:type="dxa"/>
-          </w:tcPr>
-          <w:p>
-            <w:pPr>
-              <w:jc w:val="center"/>
-            </w:pPr>
-            <w:r>
-              <w:t>YES</w:t>
-            </w:r>
-          </w:p>
-        </w:tc>
-        <w:tc>
-          <w:tcPr>
-            <w:tcW w:w="1300" w:type="dxa"/>
-          </w:tcPr>
-          <w:p>
-            <w:pPr>
-              <w:jc w:val="center"/>
-            </w:pPr>
-            <w:r>
-              <w:t>2</w:t>
-            </w:r>
-          </w:p>
-        </w:tc>
-      </w:tr>
-      <w:tr>
-        <w:tc>
-          <w:tcPr>
-            <w:tcW w:w="2600" w:type="dxa"/>
-          </w:tcPr>
-          <w:p>
-            <w:r>
-              <w:t>zarathustr*</w:t>
-            </w:r>
-          </w:p>
-        </w:tc>
-        <w:tc>
-          <w:tcPr>
-            <w:tcW w:w="4160" w:type="dxa"/>
-          </w:tcPr>
-          <w:p>
-            <w:r>
-              <w:t>Thus Spake Zarathustra</w:t>
-            </w:r>
-          </w:p>
-        </w:tc>
-        <w:tc>
-          <w:tcPr>
-            <w:tcW w:w="1300" w:type="dxa"/>
-          </w:tcPr>
-          <w:p>
-            <w:pPr>
-              <w:jc w:val="center"/>
-            </w:pPr>
-            <w:r>
-              <w:t>YES</w:t>
-            </w:r>
-          </w:p>
-        </w:tc>
-        <w:tc>
-          <w:tcPr>
-            <w:tcW w:w="1300" w:type="dxa"/>
-          </w:tcPr>
-          <w:p>
-            <w:pPr>
-              <w:jc w:val="center"/>
-            </w:pPr>
-            <w:r>
-              <w:t>4</w:t>
-            </w:r>
-          </w:p>
-        </w:tc>
-      </w:tr>
-      <w:tr>
-        <w:tc>
-          <w:tcPr>
-            <w:tcW w:w="2600" w:type="dxa"/>
-          </w:tcPr>
-          <w:p>
-            <w:r>
-              <w:t>huckleberr*</w:t>
-            </w:r>
-          </w:p>
-        </w:tc>
-        <w:tc>
-          <w:tcPr>
-            <w:tcW w:w="4160" w:type="dxa"/>
-          </w:tcPr>
-          <w:p>
-            <w:r>
-              <w:t>Adventures of Huckleberry Finn</w:t>
-            </w:r>
-          </w:p>
-        </w:tc>
-        <w:tc>
-          <w:tcPr>
-            <w:tcW w:w="1300" w:type="dxa"/>
-          </w:tcPr>
-          <w:p>
-            <w:pPr>
-              <w:jc w:val="center"/>
-            </w:pPr>
-            <w:r>
-              <w:t>YES</w:t>
-            </w:r>
-          </w:p>
-        </w:tc>
-        <w:tc>
-          <w:tcPr>
-            <w:tcW w:w="1300" w:type="dxa"/>
-          </w:tcPr>
-          <w:p>
-            <w:pPr>
-              <w:jc w:val="center"/>
-            </w:pPr>
-            <w:r>
-              <w:t>3</w:t>
-            </w:r>
-          </w:p>
-        </w:tc>
-      </w:tr>
-      <w:tr>
-        <w:tc>
-          <w:tcPr>
-            <w:tcW w:w="2600" w:type="dxa"/>
-          </w:tcPr>
-          <w:p>
-            <w:r>
-              <w:t>raskolnik*</w:t>
-            </w:r>
-          </w:p>
-        </w:tc>
-        <w:tc>
-          <w:tcPr>
-            <w:tcW w:w="4160" w:type="dxa"/>
-          </w:tcPr>
-          <w:p>
-            <w:r>
-              <w:t>Crime and Punishment</w:t>
-            </w:r>
-          </w:p>
-        </w:tc>
-        <w:tc>
-          <w:tcPr>
-            <w:tcW w:w="1300" w:type="dxa"/>
-          </w:tcPr>
-          <w:p>
-            <w:pPr>
-              <w:jc w:val="center"/>
-            </w:pPr>
-            <w:r>
-              <w:t>YES</w:t>
-            </w:r>
-          </w:p>
-        </w:tc>
-        <w:tc>
-          <w:tcPr>
-            <w:tcW w:w="1300" w:type="dxa"/>
-          </w:tcPr>
-          <w:p>
-            <w:pPr>
-              <w:jc w:val="center"/>
-            </w:pPr>
-            <w:r>
-              <w:t>1</w:t>
-            </w:r>
-          </w:p>
-        </w:tc>
-      </w:tr>
-    </w:tbl>
-    <w:p/>
-    <w:p>
-      <w:r>
-        <w:t>Queries correct:  20 / 20</w:t>
-      </w:r>
-    </w:p>
-    <w:p>
-      <w:r>
-        <w:lastRenderedPageBreak/>
-        <w:t>MRR:              1.000</w:t>
-      </w:r>
-    </w:p>
     <w:p/>
     <w:p>
       <w:pPr>
@@ -1378,13 +1045,6 @@
         <w:t>SECTION 4: ERROR ANALYSIS</w:t>
       </w:r>
     </w:p>
-    <w:p/>
-    <w:p>
-      <w:r>
-        <w:t>20 of 20 queries retrieved the correct book. Keyword, phrase, and wildcard search all achieved 100% retrieval on the test set. While no queries failed outright, two qualitative issues were observed that affect the usefulness of results in practice.</w:t>
-      </w:r>
-    </w:p>
-    <w:p/>
     <w:p>
       <w:pPr>
         <w:pBdr>
@@ -1392,71 +1052,409 @@
         </w:pBdr>
       </w:pPr>
       <w:r>
-        <w:t>ERROR CLASS 1: Low Precision on Broad Keyword Queries</w:t>
+        <w:t>OVERALL</w:t>
       </w:r>
     </w:p>
     <w:p/>
     <w:p>
       <w:r>
-        <w:t>Several keyword queries retrieved the correct book but also returned many unrelated results:</w:t>
-      </w:r>
-    </w:p>
-    <w:p>
-      <w:r>
-        <w:t xml:space="preserve">  - "leviathan"   → 9 results (Hobbes's Leviathan is correct,</w:t>
-      </w:r>
-    </w:p>
-    <w:p>
-      <w:r>
-        <w:t xml:space="preserve">    but "leviathan" appears as a sea-creature reference in Moby</w:t>
-      </w:r>
-    </w:p>
-    <w:p>
-      <w:r>
-        <w:t xml:space="preserve">    Dick and other texts)</w:t>
-      </w:r>
-    </w:p>
-    <w:p>
-      <w:r>
-        <w:t xml:space="preserve">  - "sherlock holmes" (phrase) → 7 results (all Doyle books</w:t>
-      </w:r>
-    </w:p>
-    <w:p>
-      <w:r>
-        <w:t xml:space="preserve">    retrieved, which is correct, but also others that mention</w:t>
-      </w:r>
-    </w:p>
-    <w:p>
-      <w:r>
-        <w:t xml:space="preserve">    Holmes in passing)</w:t>
-      </w:r>
-    </w:p>
-    <w:p>
-      <w:r>
-        <w:t xml:space="preserve">  - "zarathustra" → 4 results</w:t>
-      </w:r>
-    </w:p>
-    <w:p>
-      <w:r>
-        <w:t xml:space="preserve">  - "ahab"        → 4 results</w:t>
-      </w:r>
-    </w:p>
-    <w:p>
-      <w:r>
-        <w:t xml:space="preserve">  - "odysseus"    → 4 results</w:t>
+        <w:t>Keyword search: P@1 = 0.900, MRR = 0.933. 9 of 10 queries ranked</w:t>
+      </w:r>
+      <w:r>
+        <w:t xml:space="preserve"> </w:t>
+      </w:r>
+      <w:r>
+        <w:t>the correct book first; 1 query retrieved the correct book at rank 3.</w:t>
+      </w:r>
+      <w:r>
+        <w:t xml:space="preserve">  </w:t>
+      </w:r>
+      <w:r>
+        <w:t>Phrase and wildcard retrieval: 10/10 correct.</w:t>
       </w:r>
     </w:p>
     <w:p/>
     <w:p>
-      <w:r>
-        <w:t>Because our project doesn’t have ranking, it’s not always the most relevant query returned first. Adding TF-IDF or BM25 scoring would address this by ranking books where the term is most concentrated.</w:t>
+      <w:pPr>
+        <w:pBdr>
+          <w:bottom w:val="single" w:sz="6" w:space="1" w:color="auto"/>
+        </w:pBdr>
+      </w:pPr>
+      <w:r>
+        <w:t>ERROR CLASS 1: Ranking Failure — Shared Character, Length Bias</w:t>
       </w:r>
     </w:p>
     <w:p/>
+    <w:p>
+      <w:r>
+        <w:t>The one P@1 failure was "huckleberry":</w:t>
+      </w:r>
+    </w:p>
+    <w:p>
+      <w:r>
+        <w:t>Expected rank 1: Adventures of Huckleberry Finn (ID 76)</w:t>
+      </w:r>
+    </w:p>
+    <w:p>
+      <w:r>
+        <w:t>Actual rank 1:   The Adventures of Tom Sawyer (ID 74)</w:t>
+      </w:r>
+    </w:p>
+    <w:p>
+      <w:r>
+        <w:t>Huckleberry Finn ended up ranked 3</w:t>
+      </w:r>
+    </w:p>
+    <w:p>
+      <w:r>
+        <w:lastRenderedPageBreak/>
+        <w:t>Root cause: Huckleberry Finn is a prominent character in both</w:t>
+      </w:r>
+      <w:r>
+        <w:t xml:space="preserve"> </w:t>
+      </w:r>
+      <w:r>
+        <w:t>books. Both contain the stemmed token "</w:t>
+      </w:r>
+      <w:proofErr w:type="spellStart"/>
+      <w:r>
+        <w:t>huckleberri</w:t>
+      </w:r>
+      <w:proofErr w:type="spellEnd"/>
+      <w:r>
+        <w:t>" at similar</w:t>
+      </w:r>
+      <w:r>
+        <w:t xml:space="preserve"> </w:t>
+      </w:r>
+      <w:r>
+        <w:t>raw frequencies, but Tom Sawyer is a shorter book. Because TF is</w:t>
+      </w:r>
+      <w:r>
+        <w:t xml:space="preserve"> </w:t>
+      </w:r>
+      <w:r>
+        <w:t>normalized by document length, the same raw count produces a</w:t>
+      </w:r>
+      <w:r>
+        <w:t xml:space="preserve"> </w:t>
+      </w:r>
+      <w:r>
+        <w:t>higher TF in a shorter document, giving Tom Sawyer a better</w:t>
+      </w:r>
+      <w:r>
+        <w:t xml:space="preserve"> </w:t>
+      </w:r>
+      <w:r>
+        <w:t>TF-IDF score despite the query term naming the other book.</w:t>
+      </w:r>
+    </w:p>
     <w:p/>
+    <w:p>
+      <w:r>
+        <w:t>This is a fundamental limitation of bag-of-words TF-IDF: it has</w:t>
+      </w:r>
+      <w:r>
+        <w:t xml:space="preserve"> </w:t>
+      </w:r>
+      <w:r>
+        <w:t>no understanding that a title match should outweigh a body mention,</w:t>
+      </w:r>
+      <w:r>
+        <w:t xml:space="preserve"> </w:t>
+      </w:r>
+      <w:r>
+        <w:t>and length normalization can favor shorter documents when term</w:t>
+      </w:r>
+      <w:r>
+        <w:t xml:space="preserve"> </w:t>
+      </w:r>
+      <w:r>
+        <w:t>frequency is similar. Approaches that could address this include</w:t>
+      </w:r>
+      <w:r>
+        <w:t xml:space="preserve"> </w:t>
+      </w:r>
+      <w:r>
+        <w:t>field-weighted scoring (boosting title matches) or BM25 with a</w:t>
+      </w:r>
+      <w:r>
+        <w:t xml:space="preserve"> </w:t>
+      </w:r>
+      <w:r>
+        <w:t>term-frequency saturation parameter.</w:t>
+      </w:r>
+    </w:p>
     <w:p/>
+    <w:p>
+      <w:pPr>
+        <w:pBdr>
+          <w:bottom w:val="single" w:sz="6" w:space="1" w:color="auto"/>
+        </w:pBdr>
+      </w:pPr>
+      <w:r>
+        <w:t>ERROR CLASS 2: Low Precision on Broad Queries</w:t>
+      </w:r>
+    </w:p>
     <w:p/>
+    <w:p>
+      <w:r>
+        <w:t>Several queries retrieved the correct book but returned many</w:t>
+      </w:r>
+      <w:r>
+        <w:t xml:space="preserve"> </w:t>
+      </w:r>
+      <w:r>
+        <w:t>unrelated results alongside it:</w:t>
+      </w:r>
+    </w:p>
     <w:p/>
+    <w:p>
+      <w:pPr>
+        <w:pStyle w:val="ListParagraph"/>
+        <w:numPr>
+          <w:ilvl w:val="0"/>
+          <w:numId w:val="6"/>
+        </w:numPr>
+      </w:pPr>
+      <w:r>
+        <w:t>"leviathan</w:t>
+      </w:r>
+      <w:proofErr w:type="gramStart"/>
+      <w:r>
+        <w:t>"  →</w:t>
+      </w:r>
+      <w:proofErr w:type="gramEnd"/>
+      <w:r>
+        <w:t xml:space="preserve"> 7 </w:t>
+      </w:r>
+      <w:proofErr w:type="gramStart"/>
+      <w:r>
+        <w:t>results  (</w:t>
+      </w:r>
+      <w:proofErr w:type="gramEnd"/>
+      <w:r>
+        <w:t xml:space="preserve">"leviathan" appears as </w:t>
+      </w:r>
+      <w:proofErr w:type="gramStart"/>
+      <w:r>
+        <w:t>a</w:t>
+      </w:r>
+      <w:r>
+        <w:t xml:space="preserve">  </w:t>
+      </w:r>
+      <w:r>
+        <w:t>sea</w:t>
+      </w:r>
+      <w:proofErr w:type="gramEnd"/>
+      <w:r>
+        <w:t>-creature reference across</w:t>
+      </w:r>
+      <w:r>
+        <w:t xml:space="preserve"> </w:t>
+      </w:r>
+      <w:r>
+        <w:t>texts)</w:t>
+      </w:r>
+    </w:p>
+    <w:p>
+      <w:pPr>
+        <w:pStyle w:val="ListParagraph"/>
+        <w:numPr>
+          <w:ilvl w:val="0"/>
+          <w:numId w:val="6"/>
+        </w:numPr>
+      </w:pPr>
+      <w:r>
+        <w:t>"</w:t>
+      </w:r>
+      <w:proofErr w:type="gramStart"/>
+      <w:r>
+        <w:t>war</w:t>
+      </w:r>
+      <w:proofErr w:type="gramEnd"/>
+      <w:r>
+        <w:t xml:space="preserve"> and peace</w:t>
+      </w:r>
+      <w:proofErr w:type="gramStart"/>
+      <w:r>
+        <w:t>"  →</w:t>
+      </w:r>
+      <w:proofErr w:type="gramEnd"/>
+      <w:r>
+        <w:t xml:space="preserve"> 10 results (common English expression</w:t>
+      </w:r>
+      <w:r>
+        <w:t xml:space="preserve"> </w:t>
+      </w:r>
+      <w:r>
+        <w:t>beyond the Tolstoy novel)</w:t>
+      </w:r>
+    </w:p>
+    <w:p>
+      <w:pPr>
+        <w:pStyle w:val="ListParagraph"/>
+        <w:numPr>
+          <w:ilvl w:val="0"/>
+          <w:numId w:val="6"/>
+        </w:numPr>
+      </w:pPr>
+      <w:r>
+        <w:t>"</w:t>
+      </w:r>
+      <w:proofErr w:type="gramStart"/>
+      <w:r>
+        <w:t>great</w:t>
+      </w:r>
+      <w:proofErr w:type="gramEnd"/>
+      <w:r>
+        <w:t xml:space="preserve"> expectations" → 6 </w:t>
+      </w:r>
+      <w:proofErr w:type="gramStart"/>
+      <w:r>
+        <w:t>results  (</w:t>
+      </w:r>
+      <w:proofErr w:type="gramEnd"/>
+      <w:r>
+        <w:t>common phrase in English)</w:t>
+      </w:r>
+    </w:p>
+    <w:p>
+      <w:pPr>
+        <w:pStyle w:val="ListParagraph"/>
+        <w:numPr>
+          <w:ilvl w:val="0"/>
+          <w:numId w:val="6"/>
+        </w:numPr>
+      </w:pPr>
+      <w:r>
+        <w:t>"</w:t>
+      </w:r>
+      <w:proofErr w:type="gramStart"/>
+      <w:r>
+        <w:t>sherlock</w:t>
+      </w:r>
+      <w:proofErr w:type="gramEnd"/>
+      <w:r>
+        <w:t xml:space="preserve"> </w:t>
+      </w:r>
+      <w:proofErr w:type="spellStart"/>
+      <w:r>
+        <w:t>holmes</w:t>
+      </w:r>
+      <w:proofErr w:type="spellEnd"/>
+      <w:proofErr w:type="gramStart"/>
+      <w:r>
+        <w:t>"  →</w:t>
+      </w:r>
+      <w:proofErr w:type="gramEnd"/>
+      <w:r>
+        <w:t xml:space="preserve"> 7 </w:t>
+      </w:r>
+      <w:proofErr w:type="gramStart"/>
+      <w:r>
+        <w:t>results  (</w:t>
+      </w:r>
+      <w:proofErr w:type="gramEnd"/>
+      <w:r>
+        <w:t xml:space="preserve">Holmes referenced </w:t>
+      </w:r>
+      <w:proofErr w:type="spellStart"/>
+      <w:r>
+        <w:t>inpassing</w:t>
+      </w:r>
+      <w:proofErr w:type="spellEnd"/>
+      <w:r>
+        <w:t xml:space="preserve"> across non-Doyle books)</w:t>
+      </w:r>
+    </w:p>
+    <w:p/>
+    <w:p>
+      <w:r>
+        <w:t>For keyword queries, ranking mitigates this: the correct book</w:t>
+      </w:r>
+      <w:r>
+        <w:t xml:space="preserve"> </w:t>
+      </w:r>
+      <w:r>
+        <w:t>tends to appear at rank 1 even when many books are returned.</w:t>
+      </w:r>
+      <w:r>
+        <w:t xml:space="preserve"> </w:t>
+      </w:r>
+      <w:r>
+        <w:t>For phrase and wildcard queries there is no ranking, so users</w:t>
+      </w:r>
+      <w:r>
+        <w:t xml:space="preserve"> </w:t>
+      </w:r>
+      <w:r>
+        <w:t>must scan all results manually.</w:t>
+      </w:r>
+    </w:p>
+    <w:p>
+      <w:pPr>
+        <w:pBdr>
+          <w:bottom w:val="single" w:sz="6" w:space="1" w:color="auto"/>
+        </w:pBdr>
+      </w:pPr>
+      <w:r>
+        <w:t>SUMMARY</w:t>
+      </w:r>
+    </w:p>
+    <w:p>
+      <w:r>
+        <w:t xml:space="preserve">  P@</w:t>
+      </w:r>
+      <w:proofErr w:type="gramStart"/>
+      <w:r>
+        <w:t>1  (</w:t>
+      </w:r>
+      <w:proofErr w:type="gramEnd"/>
+      <w:r>
+        <w:t xml:space="preserve">keyword):               </w:t>
+      </w:r>
+      <w:proofErr w:type="gramStart"/>
+      <w:r>
+        <w:t>0.900  (</w:t>
+      </w:r>
+      <w:proofErr w:type="gramEnd"/>
+      <w:r>
+        <w:t>9/10)</w:t>
+      </w:r>
+    </w:p>
+    <w:p>
+      <w:r>
+        <w:t xml:space="preserve">  </w:t>
+      </w:r>
+      <w:proofErr w:type="gramStart"/>
+      <w:r>
+        <w:t>MRR  (</w:t>
+      </w:r>
+      <w:proofErr w:type="gramEnd"/>
+      <w:r>
+        <w:t>keyword):               0.933</w:t>
+      </w:r>
+    </w:p>
+    <w:p>
+      <w:r>
+        <w:t xml:space="preserve">  Retrieval rate (phrase + wildcard): </w:t>
+      </w:r>
+      <w:proofErr w:type="gramStart"/>
+      <w:r>
+        <w:t>1.000  (</w:t>
+      </w:r>
+      <w:proofErr w:type="gramEnd"/>
+      <w:r>
+        <w:t>10/10)</w:t>
+      </w:r>
+    </w:p>
+    <w:p/>
+    <w:p>
+      <w:r>
+        <w:t xml:space="preserve"> </w:t>
+      </w:r>
+    </w:p>
     <w:p/>
     <w:sectPr>
       <w:pgSz w:w="12240" w:h="15840"/>
@@ -1560,6 +1558,119 @@
     </w:lvl>
   </w:abstractNum>
   <w:abstractNum w:abstractNumId="1" w15:restartNumberingAfterBreak="0">
+    <w:nsid w:val="1C301F86"/>
+    <w:multiLevelType w:val="hybridMultilevel"/>
+    <w:tmpl w:val="77ACA076"/>
+    <w:lvl w:ilvl="0" w:tplc="9A02B4B8">
+      <w:start w:val="89"/>
+      <w:numFmt w:val="bullet"/>
+      <w:lvlText w:val=""/>
+      <w:lvlJc w:val="left"/>
+      <w:pPr>
+        <w:ind w:left="720" w:hanging="360"/>
+      </w:pPr>
+      <w:rPr>
+        <w:rFonts w:ascii="Symbol" w:eastAsiaTheme="minorHAnsi" w:hAnsi="Symbol" w:cstheme="minorBidi" w:hint="default"/>
+      </w:rPr>
+    </w:lvl>
+    <w:lvl w:ilvl="1" w:tplc="04090003" w:tentative="1">
+      <w:start w:val="1"/>
+      <w:numFmt w:val="bullet"/>
+      <w:lvlText w:val="o"/>
+      <w:lvlJc w:val="left"/>
+      <w:pPr>
+        <w:ind w:left="1440" w:hanging="360"/>
+      </w:pPr>
+      <w:rPr>
+        <w:rFonts w:ascii="Courier New" w:hAnsi="Courier New" w:cs="Courier New" w:hint="default"/>
+      </w:rPr>
+    </w:lvl>
+    <w:lvl w:ilvl="2" w:tplc="04090005" w:tentative="1">
+      <w:start w:val="1"/>
+      <w:numFmt w:val="bullet"/>
+      <w:lvlText w:val=""/>
+      <w:lvlJc w:val="left"/>
+      <w:pPr>
+        <w:ind w:left="2160" w:hanging="360"/>
+      </w:pPr>
+      <w:rPr>
+        <w:rFonts w:ascii="Wingdings" w:hAnsi="Wingdings" w:hint="default"/>
+      </w:rPr>
+    </w:lvl>
+    <w:lvl w:ilvl="3" w:tplc="04090001" w:tentative="1">
+      <w:start w:val="1"/>
+      <w:numFmt w:val="bullet"/>
+      <w:lvlText w:val=""/>
+      <w:lvlJc w:val="left"/>
+      <w:pPr>
+        <w:ind w:left="2880" w:hanging="360"/>
+      </w:pPr>
+      <w:rPr>
+        <w:rFonts w:ascii="Symbol" w:hAnsi="Symbol" w:hint="default"/>
+      </w:rPr>
+    </w:lvl>
+    <w:lvl w:ilvl="4" w:tplc="04090003" w:tentative="1">
+      <w:start w:val="1"/>
+      <w:numFmt w:val="bullet"/>
+      <w:lvlText w:val="o"/>
+      <w:lvlJc w:val="left"/>
+      <w:pPr>
+        <w:ind w:left="3600" w:hanging="360"/>
+      </w:pPr>
+      <w:rPr>
+        <w:rFonts w:ascii="Courier New" w:hAnsi="Courier New" w:cs="Courier New" w:hint="default"/>
+      </w:rPr>
+    </w:lvl>
+    <w:lvl w:ilvl="5" w:tplc="04090005" w:tentative="1">
+      <w:start w:val="1"/>
+      <w:numFmt w:val="bullet"/>
+      <w:lvlText w:val=""/>
+      <w:lvlJc w:val="left"/>
+      <w:pPr>
+        <w:ind w:left="4320" w:hanging="360"/>
+      </w:pPr>
+      <w:rPr>
+        <w:rFonts w:ascii="Wingdings" w:hAnsi="Wingdings" w:hint="default"/>
+      </w:rPr>
+    </w:lvl>
+    <w:lvl w:ilvl="6" w:tplc="04090001" w:tentative="1">
+      <w:start w:val="1"/>
+      <w:numFmt w:val="bullet"/>
+      <w:lvlText w:val=""/>
+      <w:lvlJc w:val="left"/>
+      <w:pPr>
+        <w:ind w:left="5040" w:hanging="360"/>
+      </w:pPr>
+      <w:rPr>
+        <w:rFonts w:ascii="Symbol" w:hAnsi="Symbol" w:hint="default"/>
+      </w:rPr>
+    </w:lvl>
+    <w:lvl w:ilvl="7" w:tplc="04090003" w:tentative="1">
+      <w:start w:val="1"/>
+      <w:numFmt w:val="bullet"/>
+      <w:lvlText w:val="o"/>
+      <w:lvlJc w:val="left"/>
+      <w:pPr>
+        <w:ind w:left="5760" w:hanging="360"/>
+      </w:pPr>
+      <w:rPr>
+        <w:rFonts w:ascii="Courier New" w:hAnsi="Courier New" w:cs="Courier New" w:hint="default"/>
+      </w:rPr>
+    </w:lvl>
+    <w:lvl w:ilvl="8" w:tplc="04090005" w:tentative="1">
+      <w:start w:val="1"/>
+      <w:numFmt w:val="bullet"/>
+      <w:lvlText w:val=""/>
+      <w:lvlJc w:val="left"/>
+      <w:pPr>
+        <w:ind w:left="6480" w:hanging="360"/>
+      </w:pPr>
+      <w:rPr>
+        <w:rFonts w:ascii="Wingdings" w:hAnsi="Wingdings" w:hint="default"/>
+      </w:rPr>
+    </w:lvl>
+  </w:abstractNum>
+  <w:abstractNum w:abstractNumId="2" w15:restartNumberingAfterBreak="0">
     <w:nsid w:val="2F3F4D05"/>
     <w:multiLevelType w:val="hybridMultilevel"/>
     <w:tmpl w:val="174E6A92"/>
@@ -1672,7 +1783,7 @@
       </w:rPr>
     </w:lvl>
   </w:abstractNum>
-  <w:abstractNum w:abstractNumId="2" w15:restartNumberingAfterBreak="0">
+  <w:abstractNum w:abstractNumId="3" w15:restartNumberingAfterBreak="0">
     <w:nsid w:val="38AD090B"/>
     <w:multiLevelType w:val="hybridMultilevel"/>
     <w:tmpl w:val="15D83DFE"/>
@@ -1785,14 +1896,249 @@
       </w:rPr>
     </w:lvl>
   </w:abstractNum>
+  <w:abstractNum w:abstractNumId="4" w15:restartNumberingAfterBreak="0">
+    <w:nsid w:val="41BB52D3"/>
+    <w:multiLevelType w:val="hybridMultilevel"/>
+    <w:tmpl w:val="7E9822F4"/>
+    <w:lvl w:ilvl="0" w:tplc="9A02B4B8">
+      <w:start w:val="89"/>
+      <w:numFmt w:val="bullet"/>
+      <w:lvlText w:val=""/>
+      <w:lvlJc w:val="left"/>
+      <w:pPr>
+        <w:ind w:left="720" w:hanging="360"/>
+      </w:pPr>
+      <w:rPr>
+        <w:rFonts w:ascii="Symbol" w:eastAsiaTheme="minorHAnsi" w:hAnsi="Symbol" w:cstheme="minorBidi" w:hint="default"/>
+      </w:rPr>
+    </w:lvl>
+    <w:lvl w:ilvl="1" w:tplc="04090003" w:tentative="1">
+      <w:start w:val="1"/>
+      <w:numFmt w:val="bullet"/>
+      <w:lvlText w:val="o"/>
+      <w:lvlJc w:val="left"/>
+      <w:pPr>
+        <w:ind w:left="1440" w:hanging="360"/>
+      </w:pPr>
+      <w:rPr>
+        <w:rFonts w:ascii="Courier New" w:hAnsi="Courier New" w:cs="Courier New" w:hint="default"/>
+      </w:rPr>
+    </w:lvl>
+    <w:lvl w:ilvl="2" w:tplc="04090005" w:tentative="1">
+      <w:start w:val="1"/>
+      <w:numFmt w:val="bullet"/>
+      <w:lvlText w:val=""/>
+      <w:lvlJc w:val="left"/>
+      <w:pPr>
+        <w:ind w:left="2160" w:hanging="360"/>
+      </w:pPr>
+      <w:rPr>
+        <w:rFonts w:ascii="Wingdings" w:hAnsi="Wingdings" w:hint="default"/>
+      </w:rPr>
+    </w:lvl>
+    <w:lvl w:ilvl="3" w:tplc="04090001" w:tentative="1">
+      <w:start w:val="1"/>
+      <w:numFmt w:val="bullet"/>
+      <w:lvlText w:val=""/>
+      <w:lvlJc w:val="left"/>
+      <w:pPr>
+        <w:ind w:left="2880" w:hanging="360"/>
+      </w:pPr>
+      <w:rPr>
+        <w:rFonts w:ascii="Symbol" w:hAnsi="Symbol" w:hint="default"/>
+      </w:rPr>
+    </w:lvl>
+    <w:lvl w:ilvl="4" w:tplc="04090003" w:tentative="1">
+      <w:start w:val="1"/>
+      <w:numFmt w:val="bullet"/>
+      <w:lvlText w:val="o"/>
+      <w:lvlJc w:val="left"/>
+      <w:pPr>
+        <w:ind w:left="3600" w:hanging="360"/>
+      </w:pPr>
+      <w:rPr>
+        <w:rFonts w:ascii="Courier New" w:hAnsi="Courier New" w:cs="Courier New" w:hint="default"/>
+      </w:rPr>
+    </w:lvl>
+    <w:lvl w:ilvl="5" w:tplc="04090005" w:tentative="1">
+      <w:start w:val="1"/>
+      <w:numFmt w:val="bullet"/>
+      <w:lvlText w:val=""/>
+      <w:lvlJc w:val="left"/>
+      <w:pPr>
+        <w:ind w:left="4320" w:hanging="360"/>
+      </w:pPr>
+      <w:rPr>
+        <w:rFonts w:ascii="Wingdings" w:hAnsi="Wingdings" w:hint="default"/>
+      </w:rPr>
+    </w:lvl>
+    <w:lvl w:ilvl="6" w:tplc="04090001" w:tentative="1">
+      <w:start w:val="1"/>
+      <w:numFmt w:val="bullet"/>
+      <w:lvlText w:val=""/>
+      <w:lvlJc w:val="left"/>
+      <w:pPr>
+        <w:ind w:left="5040" w:hanging="360"/>
+      </w:pPr>
+      <w:rPr>
+        <w:rFonts w:ascii="Symbol" w:hAnsi="Symbol" w:hint="default"/>
+      </w:rPr>
+    </w:lvl>
+    <w:lvl w:ilvl="7" w:tplc="04090003" w:tentative="1">
+      <w:start w:val="1"/>
+      <w:numFmt w:val="bullet"/>
+      <w:lvlText w:val="o"/>
+      <w:lvlJc w:val="left"/>
+      <w:pPr>
+        <w:ind w:left="5760" w:hanging="360"/>
+      </w:pPr>
+      <w:rPr>
+        <w:rFonts w:ascii="Courier New" w:hAnsi="Courier New" w:cs="Courier New" w:hint="default"/>
+      </w:rPr>
+    </w:lvl>
+    <w:lvl w:ilvl="8" w:tplc="04090005" w:tentative="1">
+      <w:start w:val="1"/>
+      <w:numFmt w:val="bullet"/>
+      <w:lvlText w:val=""/>
+      <w:lvlJc w:val="left"/>
+      <w:pPr>
+        <w:ind w:left="6480" w:hanging="360"/>
+      </w:pPr>
+      <w:rPr>
+        <w:rFonts w:ascii="Wingdings" w:hAnsi="Wingdings" w:hint="default"/>
+      </w:rPr>
+    </w:lvl>
+  </w:abstractNum>
+  <w:abstractNum w:abstractNumId="5" w15:restartNumberingAfterBreak="0">
+    <w:nsid w:val="56611D7D"/>
+    <w:multiLevelType w:val="hybridMultilevel"/>
+    <w:tmpl w:val="E2D485F8"/>
+    <w:lvl w:ilvl="0" w:tplc="9A02B4B8">
+      <w:start w:val="89"/>
+      <w:numFmt w:val="bullet"/>
+      <w:lvlText w:val=""/>
+      <w:lvlJc w:val="left"/>
+      <w:pPr>
+        <w:ind w:left="720" w:hanging="360"/>
+      </w:pPr>
+      <w:rPr>
+        <w:rFonts w:ascii="Symbol" w:eastAsiaTheme="minorHAnsi" w:hAnsi="Symbol" w:cstheme="minorBidi" w:hint="default"/>
+      </w:rPr>
+    </w:lvl>
+    <w:lvl w:ilvl="1" w:tplc="04090003" w:tentative="1">
+      <w:start w:val="1"/>
+      <w:numFmt w:val="bullet"/>
+      <w:lvlText w:val="o"/>
+      <w:lvlJc w:val="left"/>
+      <w:pPr>
+        <w:ind w:left="1440" w:hanging="360"/>
+      </w:pPr>
+      <w:rPr>
+        <w:rFonts w:ascii="Courier New" w:hAnsi="Courier New" w:cs="Courier New" w:hint="default"/>
+      </w:rPr>
+    </w:lvl>
+    <w:lvl w:ilvl="2" w:tplc="04090005" w:tentative="1">
+      <w:start w:val="1"/>
+      <w:numFmt w:val="bullet"/>
+      <w:lvlText w:val=""/>
+      <w:lvlJc w:val="left"/>
+      <w:pPr>
+        <w:ind w:left="2160" w:hanging="360"/>
+      </w:pPr>
+      <w:rPr>
+        <w:rFonts w:ascii="Wingdings" w:hAnsi="Wingdings" w:hint="default"/>
+      </w:rPr>
+    </w:lvl>
+    <w:lvl w:ilvl="3" w:tplc="04090001" w:tentative="1">
+      <w:start w:val="1"/>
+      <w:numFmt w:val="bullet"/>
+      <w:lvlText w:val=""/>
+      <w:lvlJc w:val="left"/>
+      <w:pPr>
+        <w:ind w:left="2880" w:hanging="360"/>
+      </w:pPr>
+      <w:rPr>
+        <w:rFonts w:ascii="Symbol" w:hAnsi="Symbol" w:hint="default"/>
+      </w:rPr>
+    </w:lvl>
+    <w:lvl w:ilvl="4" w:tplc="04090003" w:tentative="1">
+      <w:start w:val="1"/>
+      <w:numFmt w:val="bullet"/>
+      <w:lvlText w:val="o"/>
+      <w:lvlJc w:val="left"/>
+      <w:pPr>
+        <w:ind w:left="3600" w:hanging="360"/>
+      </w:pPr>
+      <w:rPr>
+        <w:rFonts w:ascii="Courier New" w:hAnsi="Courier New" w:cs="Courier New" w:hint="default"/>
+      </w:rPr>
+    </w:lvl>
+    <w:lvl w:ilvl="5" w:tplc="04090005" w:tentative="1">
+      <w:start w:val="1"/>
+      <w:numFmt w:val="bullet"/>
+      <w:lvlText w:val=""/>
+      <w:lvlJc w:val="left"/>
+      <w:pPr>
+        <w:ind w:left="4320" w:hanging="360"/>
+      </w:pPr>
+      <w:rPr>
+        <w:rFonts w:ascii="Wingdings" w:hAnsi="Wingdings" w:hint="default"/>
+      </w:rPr>
+    </w:lvl>
+    <w:lvl w:ilvl="6" w:tplc="04090001" w:tentative="1">
+      <w:start w:val="1"/>
+      <w:numFmt w:val="bullet"/>
+      <w:lvlText w:val=""/>
+      <w:lvlJc w:val="left"/>
+      <w:pPr>
+        <w:ind w:left="5040" w:hanging="360"/>
+      </w:pPr>
+      <w:rPr>
+        <w:rFonts w:ascii="Symbol" w:hAnsi="Symbol" w:hint="default"/>
+      </w:rPr>
+    </w:lvl>
+    <w:lvl w:ilvl="7" w:tplc="04090003" w:tentative="1">
+      <w:start w:val="1"/>
+      <w:numFmt w:val="bullet"/>
+      <w:lvlText w:val="o"/>
+      <w:lvlJc w:val="left"/>
+      <w:pPr>
+        <w:ind w:left="5760" w:hanging="360"/>
+      </w:pPr>
+      <w:rPr>
+        <w:rFonts w:ascii="Courier New" w:hAnsi="Courier New" w:cs="Courier New" w:hint="default"/>
+      </w:rPr>
+    </w:lvl>
+    <w:lvl w:ilvl="8" w:tplc="04090005" w:tentative="1">
+      <w:start w:val="1"/>
+      <w:numFmt w:val="bullet"/>
+      <w:lvlText w:val=""/>
+      <w:lvlJc w:val="left"/>
+      <w:pPr>
+        <w:ind w:left="6480" w:hanging="360"/>
+      </w:pPr>
+      <w:rPr>
+        <w:rFonts w:ascii="Wingdings" w:hAnsi="Wingdings" w:hint="default"/>
+      </w:rPr>
+    </w:lvl>
+  </w:abstractNum>
   <w:num w:numId="1" w16cid:durableId="651376450">
-    <w:abstractNumId w:val="1"/>
+    <w:abstractNumId w:val="2"/>
   </w:num>
   <w:num w:numId="2" w16cid:durableId="1816487140">
     <w:abstractNumId w:val="0"/>
   </w:num>
   <w:num w:numId="3" w16cid:durableId="40711609">
-    <w:abstractNumId w:val="2"/>
+    <w:abstractNumId w:val="3"/>
+  </w:num>
+  <w:num w:numId="4" w16cid:durableId="2103717635">
+    <w:abstractNumId w:val="1"/>
+  </w:num>
+  <w:num w:numId="5" w16cid:durableId="451636125">
+    <w:abstractNumId w:val="4"/>
+  </w:num>
+  <w:num w:numId="6" w16cid:durableId="119155746">
+    <w:abstractNumId w:val="5"/>
   </w:num>
 </w:numbering>
 </file>
